--- a/docs/Project Report.docx
+++ b/docs/Project Report.docx
@@ -4,54 +4,240 @@
   <w:body>
     <w:p>
       <w:pPr>
-        <w:jc w:val="center"/>
-        <w:rPr>
-          <w:rFonts w:ascii="Times New Roman" w:hAnsi="Times New Roman" w:cs="Times New Roman"/>
-          <w:b/>
-          <w:bCs/>
-          <w:sz w:val="44"/>
-          <w:szCs w:val="44"/>
-        </w:rPr>
-      </w:pPr>
-      <w:r>
-        <w:rPr>
-          <w:rFonts w:ascii="Times New Roman" w:hAnsi="Times New Roman" w:cs="Times New Roman"/>
-          <w:b/>
-          <w:bCs/>
-          <w:sz w:val="44"/>
-          <w:szCs w:val="44"/>
-        </w:rPr>
-        <w:t>Chapter 1</w:t>
-      </w:r>
-    </w:p>
-    <w:p>
-      <w:pPr>
-        <w:jc w:val="center"/>
-        <w:rPr>
-          <w:rFonts w:ascii="Times New Roman" w:hAnsi="Times New Roman" w:cs="Times New Roman"/>
-          <w:sz w:val="44"/>
-          <w:szCs w:val="44"/>
-        </w:rPr>
-      </w:pPr>
-      <w:r>
-        <w:rPr>
-          <w:rFonts w:ascii="Times New Roman" w:hAnsi="Times New Roman" w:cs="Times New Roman"/>
-          <w:b/>
-          <w:bCs/>
-          <w:sz w:val="44"/>
-          <w:szCs w:val="44"/>
-        </w:rPr>
-        <w:t>Introduction</w:t>
+        <w:rPr>
+          <w:rFonts w:ascii="Times New Roman" w:hAnsi="Times New Roman" w:cs="Times New Roman"/>
+          <w:b/>
+          <w:bCs/>
+        </w:rPr>
+      </w:pPr>
+      <w:r>
+        <w:rPr>
+          <w:rFonts w:ascii="Segoe UI Emoji" w:hAnsi="Segoe UI Emoji" w:cs="Segoe UI Emoji"/>
+          <w:b/>
+          <w:bCs/>
+        </w:rPr>
+        <w:t>📑</w:t>
+      </w:r>
+      <w:r>
+        <w:rPr>
+          <w:rFonts w:ascii="Times New Roman" w:hAnsi="Times New Roman" w:cs="Times New Roman"/>
+          <w:b/>
+          <w:bCs/>
+        </w:rPr>
+        <w:t xml:space="preserve"> Front Matter</w:t>
       </w:r>
     </w:p>
     <w:p>
       <w:pPr>
         <w:numPr>
           <w:ilvl w:val="0"/>
-          <w:numId w:val="1"/>
-        </w:numPr>
-        <w:rPr>
-          <w:rFonts w:ascii="Times New Roman" w:hAnsi="Times New Roman" w:cs="Times New Roman"/>
+          <w:numId w:val="9"/>
+        </w:numPr>
+        <w:rPr>
+          <w:rFonts w:ascii="Times New Roman" w:hAnsi="Times New Roman" w:cs="Times New Roman"/>
+          <w:b/>
+          <w:bCs/>
+        </w:rPr>
+      </w:pPr>
+      <w:r>
+        <w:rPr>
+          <w:rFonts w:ascii="Times New Roman" w:hAnsi="Times New Roman" w:cs="Times New Roman"/>
+          <w:b/>
+          <w:bCs/>
+        </w:rPr>
+        <w:t>Title Page</w:t>
+      </w:r>
+    </w:p>
+    <w:p>
+      <w:pPr>
+        <w:numPr>
+          <w:ilvl w:val="0"/>
+          <w:numId w:val="9"/>
+        </w:numPr>
+        <w:rPr>
+          <w:rFonts w:ascii="Times New Roman" w:hAnsi="Times New Roman" w:cs="Times New Roman"/>
+          <w:b/>
+          <w:bCs/>
+        </w:rPr>
+      </w:pPr>
+      <w:r>
+        <w:rPr>
+          <w:rFonts w:ascii="Times New Roman" w:hAnsi="Times New Roman" w:cs="Times New Roman"/>
+          <w:b/>
+          <w:bCs/>
+        </w:rPr>
+        <w:t>Declaration &amp; Certificate of Approval</w:t>
+      </w:r>
+    </w:p>
+    <w:p>
+      <w:pPr>
+        <w:numPr>
+          <w:ilvl w:val="0"/>
+          <w:numId w:val="9"/>
+        </w:numPr>
+        <w:rPr>
+          <w:rFonts w:ascii="Times New Roman" w:hAnsi="Times New Roman" w:cs="Times New Roman"/>
+          <w:b/>
+          <w:bCs/>
+        </w:rPr>
+      </w:pPr>
+      <w:r>
+        <w:rPr>
+          <w:rFonts w:ascii="Times New Roman" w:hAnsi="Times New Roman" w:cs="Times New Roman"/>
+          <w:b/>
+          <w:bCs/>
+        </w:rPr>
+        <w:t>Acknowledgements</w:t>
+      </w:r>
+    </w:p>
+    <w:p>
+      <w:pPr>
+        <w:numPr>
+          <w:ilvl w:val="0"/>
+          <w:numId w:val="9"/>
+        </w:numPr>
+        <w:rPr>
+          <w:rFonts w:ascii="Times New Roman" w:hAnsi="Times New Roman" w:cs="Times New Roman"/>
+          <w:b/>
+          <w:bCs/>
+        </w:rPr>
+      </w:pPr>
+      <w:r>
+        <w:rPr>
+          <w:rFonts w:ascii="Times New Roman" w:hAnsi="Times New Roman" w:cs="Times New Roman"/>
+          <w:b/>
+          <w:bCs/>
+        </w:rPr>
+        <w:t>Abstract</w:t>
+      </w:r>
+    </w:p>
+    <w:p>
+      <w:pPr>
+        <w:numPr>
+          <w:ilvl w:val="0"/>
+          <w:numId w:val="9"/>
+        </w:numPr>
+        <w:rPr>
+          <w:rFonts w:ascii="Times New Roman" w:hAnsi="Times New Roman" w:cs="Times New Roman"/>
+          <w:b/>
+          <w:bCs/>
+        </w:rPr>
+      </w:pPr>
+      <w:r>
+        <w:rPr>
+          <w:rFonts w:ascii="Times New Roman" w:hAnsi="Times New Roman" w:cs="Times New Roman"/>
+          <w:b/>
+          <w:bCs/>
+        </w:rPr>
+        <w:t>Table of Contents</w:t>
+      </w:r>
+    </w:p>
+    <w:p>
+      <w:pPr>
+        <w:numPr>
+          <w:ilvl w:val="0"/>
+          <w:numId w:val="9"/>
+        </w:numPr>
+        <w:rPr>
+          <w:rFonts w:ascii="Times New Roman" w:hAnsi="Times New Roman" w:cs="Times New Roman"/>
+          <w:b/>
+          <w:bCs/>
+        </w:rPr>
+      </w:pPr>
+      <w:r>
+        <w:rPr>
+          <w:rFonts w:ascii="Segoe UI Emoji" w:hAnsi="Segoe UI Emoji" w:cs="Segoe UI Emoji"/>
+          <w:b/>
+          <w:bCs/>
+        </w:rPr>
+        <w:t>📊</w:t>
+      </w:r>
+      <w:r>
+        <w:rPr>
+          <w:rFonts w:ascii="Times New Roman" w:hAnsi="Times New Roman" w:cs="Times New Roman"/>
+          <w:b/>
+          <w:bCs/>
+        </w:rPr>
+        <w:t xml:space="preserve"> List of Figures * </w:t>
+      </w:r>
+      <w:r>
+        <w:rPr>
+          <w:rFonts w:ascii="Segoe UI Emoji" w:hAnsi="Segoe UI Emoji" w:cs="Segoe UI Emoji"/>
+          <w:b/>
+          <w:bCs/>
+        </w:rPr>
+        <w:t>📊</w:t>
+      </w:r>
+      <w:r>
+        <w:rPr>
+          <w:rFonts w:ascii="Times New Roman" w:hAnsi="Times New Roman" w:cs="Times New Roman"/>
+          <w:b/>
+          <w:bCs/>
+        </w:rPr>
+        <w:t xml:space="preserve"> List of Tables * </w:t>
+      </w:r>
+      <w:r>
+        <w:rPr>
+          <w:rFonts w:ascii="Segoe UI Emoji" w:hAnsi="Segoe UI Emoji" w:cs="Segoe UI Emoji"/>
+          <w:b/>
+          <w:bCs/>
+        </w:rPr>
+        <w:t>🌟</w:t>
+      </w:r>
+      <w:r>
+        <w:rPr>
+          <w:rFonts w:ascii="Times New Roman" w:hAnsi="Times New Roman" w:cs="Times New Roman"/>
+          <w:b/>
+          <w:bCs/>
+        </w:rPr>
+        <w:t xml:space="preserve"> [NEW] List of Abbreviations &amp; Acronyms </w:t>
+      </w:r>
+      <w:r>
+        <w:rPr>
+          <w:rFonts w:ascii="Times New Roman" w:hAnsi="Times New Roman" w:cs="Times New Roman"/>
+          <w:b/>
+          <w:bCs/>
+          <w:i/>
+          <w:iCs/>
+        </w:rPr>
+        <w:t>(Evaluators love this. E.g., EMS, PWA, SHA-256, ERD, DFD, API).</w:t>
+      </w:r>
+    </w:p>
+    <w:p>
+      <w:pPr>
+        <w:rPr>
+          <w:rFonts w:ascii="Times New Roman" w:hAnsi="Times New Roman" w:cs="Times New Roman"/>
+          <w:b/>
+          <w:bCs/>
+        </w:rPr>
+      </w:pPr>
+      <w:r>
+        <w:rPr>
+          <w:rFonts w:ascii="Segoe UI Emoji" w:hAnsi="Segoe UI Emoji" w:cs="Segoe UI Emoji"/>
+          <w:b/>
+          <w:bCs/>
+        </w:rPr>
+        <w:t>📚</w:t>
+      </w:r>
+      <w:r>
+        <w:rPr>
+          <w:rFonts w:ascii="Times New Roman" w:hAnsi="Times New Roman" w:cs="Times New Roman"/>
+          <w:b/>
+          <w:bCs/>
+        </w:rPr>
+        <w:t xml:space="preserve"> Chapter 1: Introduction</w:t>
+      </w:r>
+    </w:p>
+    <w:p>
+      <w:pPr>
+        <w:numPr>
+          <w:ilvl w:val="0"/>
+          <w:numId w:val="10"/>
+        </w:numPr>
+        <w:rPr>
+          <w:rFonts w:ascii="Times New Roman" w:hAnsi="Times New Roman" w:cs="Times New Roman"/>
+          <w:b/>
+          <w:bCs/>
         </w:rPr>
       </w:pPr>
       <w:r>
@@ -62,1431 +248,1967 @@
         </w:rPr>
         <w:t>1.1 Introduction</w:t>
       </w:r>
-      <w:r>
-        <w:rPr>
-          <w:rFonts w:ascii="Times New Roman" w:hAnsi="Times New Roman" w:cs="Times New Roman"/>
+    </w:p>
+    <w:p>
+      <w:pPr>
+        <w:numPr>
+          <w:ilvl w:val="0"/>
+          <w:numId w:val="10"/>
+        </w:numPr>
+        <w:rPr>
+          <w:rFonts w:ascii="Times New Roman" w:hAnsi="Times New Roman" w:cs="Times New Roman"/>
+          <w:b/>
+          <w:bCs/>
+        </w:rPr>
+      </w:pPr>
+      <w:r>
+        <w:rPr>
+          <w:rFonts w:ascii="Times New Roman" w:hAnsi="Times New Roman" w:cs="Times New Roman"/>
+          <w:b/>
+          <w:bCs/>
+        </w:rPr>
+        <w:t xml:space="preserve">1.2 Motivation </w:t>
+      </w:r>
+      <w:r>
+        <w:rPr>
+          <w:rFonts w:ascii="Times New Roman" w:hAnsi="Times New Roman" w:cs="Times New Roman"/>
+          <w:b/>
+          <w:bCs/>
+          <w:i/>
+          <w:iCs/>
+        </w:rPr>
+        <w:t>(Figure 1.1: Standard HR Data vs. Event-Sourced Immutable Data)</w:t>
+      </w:r>
+    </w:p>
+    <w:p>
+      <w:pPr>
+        <w:numPr>
+          <w:ilvl w:val="0"/>
+          <w:numId w:val="10"/>
+        </w:numPr>
+        <w:rPr>
+          <w:rFonts w:ascii="Times New Roman" w:hAnsi="Times New Roman" w:cs="Times New Roman"/>
+          <w:b/>
+          <w:bCs/>
+        </w:rPr>
+      </w:pPr>
+      <w:r>
+        <w:rPr>
+          <w:rFonts w:ascii="Times New Roman" w:hAnsi="Times New Roman" w:cs="Times New Roman"/>
+          <w:b/>
+          <w:bCs/>
+        </w:rPr>
+        <w:t>1.3 Scope of Work</w:t>
+      </w:r>
+    </w:p>
+    <w:p>
+      <w:pPr>
+        <w:numPr>
+          <w:ilvl w:val="0"/>
+          <w:numId w:val="10"/>
+        </w:numPr>
+        <w:rPr>
+          <w:rFonts w:ascii="Times New Roman" w:hAnsi="Times New Roman" w:cs="Times New Roman"/>
+          <w:b/>
+          <w:bCs/>
+        </w:rPr>
+      </w:pPr>
+      <w:r>
+        <w:rPr>
+          <w:rFonts w:ascii="Times New Roman" w:hAnsi="Times New Roman" w:cs="Times New Roman"/>
+          <w:b/>
+          <w:bCs/>
+        </w:rPr>
+        <w:t>1.4 Objective of the Project</w:t>
+      </w:r>
+    </w:p>
+    <w:p>
+      <w:pPr>
+        <w:numPr>
+          <w:ilvl w:val="0"/>
+          <w:numId w:val="10"/>
+        </w:numPr>
+        <w:rPr>
+          <w:rFonts w:ascii="Times New Roman" w:hAnsi="Times New Roman" w:cs="Times New Roman"/>
+          <w:b/>
+          <w:bCs/>
+        </w:rPr>
+      </w:pPr>
+      <w:r>
+        <w:rPr>
+          <w:rFonts w:ascii="Segoe UI Emoji" w:hAnsi="Segoe UI Emoji" w:cs="Segoe UI Emoji"/>
+          <w:b/>
+          <w:bCs/>
+        </w:rPr>
+        <w:t>🌟</w:t>
+      </w:r>
+      <w:r>
+        <w:rPr>
+          <w:rFonts w:ascii="Times New Roman" w:hAnsi="Times New Roman" w:cs="Times New Roman"/>
+          <w:b/>
+          <w:bCs/>
+        </w:rPr>
+        <w:t xml:space="preserve"> [NEW] 1.5 Feasibility Study </w:t>
+      </w:r>
+      <w:r>
+        <w:rPr>
+          <w:rFonts w:ascii="Times New Roman" w:hAnsi="Times New Roman" w:cs="Times New Roman"/>
+          <w:b/>
+          <w:bCs/>
+          <w:i/>
+          <w:iCs/>
+        </w:rPr>
+        <w:t>(Crucial for engineering reports)</w:t>
+      </w:r>
+    </w:p>
+    <w:p>
+      <w:pPr>
+        <w:numPr>
+          <w:ilvl w:val="1"/>
+          <w:numId w:val="10"/>
+        </w:numPr>
+        <w:rPr>
+          <w:rFonts w:ascii="Times New Roman" w:hAnsi="Times New Roman" w:cs="Times New Roman"/>
+          <w:b/>
+          <w:bCs/>
+        </w:rPr>
+      </w:pPr>
+      <w:r>
+        <w:rPr>
+          <w:rFonts w:ascii="Times New Roman" w:hAnsi="Times New Roman" w:cs="Times New Roman"/>
+          <w:b/>
+          <w:bCs/>
+        </w:rPr>
+        <w:t>1.5.1 Technical Feasibility: Justifying why Next.js and Go were chosen.</w:t>
+      </w:r>
+    </w:p>
+    <w:p>
+      <w:pPr>
+        <w:numPr>
+          <w:ilvl w:val="1"/>
+          <w:numId w:val="10"/>
+        </w:numPr>
+        <w:rPr>
+          <w:rFonts w:ascii="Times New Roman" w:hAnsi="Times New Roman" w:cs="Times New Roman"/>
+          <w:b/>
+          <w:bCs/>
+        </w:rPr>
+      </w:pPr>
+      <w:r>
+        <w:rPr>
+          <w:rFonts w:ascii="Times New Roman" w:hAnsi="Times New Roman" w:cs="Times New Roman"/>
+          <w:b/>
+          <w:bCs/>
+        </w:rPr>
+        <w:t xml:space="preserve">1.5.2 Economic Feasibility: The "Zero-Budget Cloud Architecture" (Using </w:t>
+      </w:r>
+      <w:proofErr w:type="spellStart"/>
+      <w:r>
+        <w:rPr>
+          <w:rFonts w:ascii="Times New Roman" w:hAnsi="Times New Roman" w:cs="Times New Roman"/>
+          <w:b/>
+          <w:bCs/>
+        </w:rPr>
+        <w:t>Supabase</w:t>
+      </w:r>
+      <w:proofErr w:type="spellEnd"/>
+      <w:r>
+        <w:rPr>
+          <w:rFonts w:ascii="Times New Roman" w:hAnsi="Times New Roman" w:cs="Times New Roman"/>
+          <w:b/>
+          <w:bCs/>
+        </w:rPr>
+        <w:t xml:space="preserve"> &amp; </w:t>
+      </w:r>
+      <w:proofErr w:type="spellStart"/>
+      <w:r>
+        <w:rPr>
+          <w:rFonts w:ascii="Times New Roman" w:hAnsi="Times New Roman" w:cs="Times New Roman"/>
+          <w:b/>
+          <w:bCs/>
+        </w:rPr>
+        <w:t>Vercel</w:t>
+      </w:r>
+      <w:proofErr w:type="spellEnd"/>
+      <w:r>
+        <w:rPr>
+          <w:rFonts w:ascii="Times New Roman" w:hAnsi="Times New Roman" w:cs="Times New Roman"/>
+          <w:b/>
+          <w:bCs/>
+        </w:rPr>
+        <w:t xml:space="preserve"> free tiers).</w:t>
+      </w:r>
+    </w:p>
+    <w:p>
+      <w:pPr>
+        <w:numPr>
+          <w:ilvl w:val="1"/>
+          <w:numId w:val="10"/>
+        </w:numPr>
+        <w:rPr>
+          <w:rFonts w:ascii="Times New Roman" w:hAnsi="Times New Roman" w:cs="Times New Roman"/>
+          <w:b/>
+          <w:bCs/>
+        </w:rPr>
+      </w:pPr>
+      <w:r>
+        <w:rPr>
+          <w:rFonts w:ascii="Times New Roman" w:hAnsi="Times New Roman" w:cs="Times New Roman"/>
+          <w:b/>
+          <w:bCs/>
+        </w:rPr>
+        <w:t>1.5.3 Operational Feasibility: How it operates in the real world.</w:t>
+      </w:r>
+    </w:p>
+    <w:p>
+      <w:pPr>
+        <w:numPr>
+          <w:ilvl w:val="0"/>
+          <w:numId w:val="10"/>
+        </w:numPr>
+        <w:rPr>
+          <w:rFonts w:ascii="Times New Roman" w:hAnsi="Times New Roman" w:cs="Times New Roman"/>
+          <w:b/>
+          <w:bCs/>
+        </w:rPr>
+      </w:pPr>
+      <w:r>
+        <w:rPr>
+          <w:rFonts w:ascii="Times New Roman" w:hAnsi="Times New Roman" w:cs="Times New Roman"/>
+          <w:b/>
+          <w:bCs/>
+        </w:rPr>
+        <w:t>1.6 Organization of the Project</w:t>
+      </w:r>
+    </w:p>
+    <w:p>
+      <w:pPr>
+        <w:numPr>
+          <w:ilvl w:val="0"/>
+          <w:numId w:val="10"/>
+        </w:numPr>
+        <w:rPr>
+          <w:rFonts w:ascii="Times New Roman" w:hAnsi="Times New Roman" w:cs="Times New Roman"/>
+          <w:b/>
+          <w:bCs/>
+        </w:rPr>
+      </w:pPr>
+      <w:r>
+        <w:rPr>
+          <w:rFonts w:ascii="Times New Roman" w:hAnsi="Times New Roman" w:cs="Times New Roman"/>
+          <w:b/>
+          <w:bCs/>
+        </w:rPr>
+        <w:t>1.7 Summary</w:t>
+      </w:r>
+    </w:p>
+    <w:p>
+      <w:pPr>
+        <w:rPr>
+          <w:rFonts w:ascii="Times New Roman" w:hAnsi="Times New Roman" w:cs="Times New Roman"/>
+          <w:b/>
+          <w:bCs/>
+        </w:rPr>
+      </w:pPr>
+      <w:r>
+        <w:rPr>
+          <w:rFonts w:ascii="Segoe UI Emoji" w:hAnsi="Segoe UI Emoji" w:cs="Segoe UI Emoji"/>
+          <w:b/>
+          <w:bCs/>
+        </w:rPr>
+        <w:t>📖</w:t>
+      </w:r>
+      <w:r>
+        <w:rPr>
+          <w:rFonts w:ascii="Times New Roman" w:hAnsi="Times New Roman" w:cs="Times New Roman"/>
+          <w:b/>
+          <w:bCs/>
+        </w:rPr>
+        <w:t xml:space="preserve"> Chapter 2: Literature Review</w:t>
+      </w:r>
+    </w:p>
+    <w:p>
+      <w:pPr>
+        <w:numPr>
+          <w:ilvl w:val="0"/>
+          <w:numId w:val="11"/>
+        </w:numPr>
+        <w:rPr>
+          <w:rFonts w:ascii="Times New Roman" w:hAnsi="Times New Roman" w:cs="Times New Roman"/>
+          <w:b/>
+          <w:bCs/>
+        </w:rPr>
+      </w:pPr>
+      <w:r>
+        <w:rPr>
+          <w:rFonts w:ascii="Times New Roman" w:hAnsi="Times New Roman" w:cs="Times New Roman"/>
+          <w:b/>
+          <w:bCs/>
+        </w:rPr>
+        <w:t>2.1 What is Employee Management?</w:t>
+      </w:r>
+    </w:p>
+    <w:p>
+      <w:pPr>
+        <w:numPr>
+          <w:ilvl w:val="0"/>
+          <w:numId w:val="11"/>
+        </w:numPr>
+        <w:rPr>
+          <w:rFonts w:ascii="Times New Roman" w:hAnsi="Times New Roman" w:cs="Times New Roman"/>
+          <w:b/>
+          <w:bCs/>
+        </w:rPr>
+      </w:pPr>
+      <w:r>
+        <w:rPr>
+          <w:rFonts w:ascii="Times New Roman" w:hAnsi="Times New Roman" w:cs="Times New Roman"/>
+          <w:b/>
+          <w:bCs/>
+        </w:rPr>
+        <w:t>2.2 Types of Employee Management Systems</w:t>
+      </w:r>
+    </w:p>
+    <w:p>
+      <w:pPr>
+        <w:numPr>
+          <w:ilvl w:val="0"/>
+          <w:numId w:val="11"/>
+        </w:numPr>
+        <w:rPr>
+          <w:rFonts w:ascii="Times New Roman" w:hAnsi="Times New Roman" w:cs="Times New Roman"/>
+          <w:b/>
+          <w:bCs/>
+        </w:rPr>
+      </w:pPr>
+      <w:r>
+        <w:rPr>
+          <w:rFonts w:ascii="Times New Roman" w:hAnsi="Times New Roman" w:cs="Times New Roman"/>
+          <w:b/>
+          <w:bCs/>
+        </w:rPr>
+        <w:t>2.3 How Employee Management Is Conducted?</w:t>
+      </w:r>
+    </w:p>
+    <w:p>
+      <w:pPr>
+        <w:numPr>
+          <w:ilvl w:val="0"/>
+          <w:numId w:val="11"/>
+        </w:numPr>
+        <w:rPr>
+          <w:rFonts w:ascii="Times New Roman" w:hAnsi="Times New Roman" w:cs="Times New Roman"/>
+          <w:b/>
+          <w:bCs/>
+        </w:rPr>
+      </w:pPr>
+      <w:r>
+        <w:rPr>
+          <w:rFonts w:ascii="Times New Roman" w:hAnsi="Times New Roman" w:cs="Times New Roman"/>
+          <w:b/>
+          <w:bCs/>
+        </w:rPr>
+        <w:t>2.4 Digital Employee Management System (EMS)</w:t>
+      </w:r>
+    </w:p>
+    <w:p>
+      <w:pPr>
+        <w:numPr>
+          <w:ilvl w:val="1"/>
+          <w:numId w:val="11"/>
+        </w:numPr>
+        <w:rPr>
+          <w:rFonts w:ascii="Times New Roman" w:hAnsi="Times New Roman" w:cs="Times New Roman"/>
+          <w:b/>
+          <w:bCs/>
+        </w:rPr>
+      </w:pPr>
+      <w:r>
+        <w:rPr>
+          <w:rFonts w:ascii="Segoe UI Emoji" w:hAnsi="Segoe UI Emoji" w:cs="Segoe UI Emoji"/>
+          <w:b/>
+          <w:bCs/>
+        </w:rPr>
+        <w:t>📊</w:t>
+      </w:r>
+      <w:r>
+        <w:rPr>
+          <w:rFonts w:ascii="Times New Roman" w:hAnsi="Times New Roman" w:cs="Times New Roman"/>
+          <w:b/>
+          <w:bCs/>
         </w:rPr>
         <w:t xml:space="preserve"> </w:t>
       </w:r>
+      <w:r>
+        <w:rPr>
+          <w:rFonts w:ascii="Times New Roman" w:hAnsi="Times New Roman" w:cs="Times New Roman"/>
+          <w:b/>
+          <w:bCs/>
+          <w:i/>
+          <w:iCs/>
+        </w:rPr>
+        <w:t>Table 2.1: Market Comparison Matrix (Rippling vs. Deel vs. Your EMS).</w:t>
+      </w:r>
     </w:p>
     <w:p>
       <w:pPr>
         <w:numPr>
           <w:ilvl w:val="0"/>
-          <w:numId w:val="1"/>
-        </w:numPr>
-        <w:rPr>
-          <w:rFonts w:ascii="Times New Roman" w:hAnsi="Times New Roman" w:cs="Times New Roman"/>
-        </w:rPr>
-      </w:pPr>
-      <w:r>
-        <w:rPr>
-          <w:rFonts w:ascii="Times New Roman" w:hAnsi="Times New Roman" w:cs="Times New Roman"/>
-          <w:b/>
-          <w:bCs/>
-        </w:rPr>
-        <w:t>1.2 Motivation</w:t>
-      </w:r>
-      <w:r>
-        <w:rPr>
-          <w:rFonts w:ascii="Times New Roman" w:hAnsi="Times New Roman" w:cs="Times New Roman"/>
+          <w:numId w:val="11"/>
+        </w:numPr>
+        <w:rPr>
+          <w:rFonts w:ascii="Times New Roman" w:hAnsi="Times New Roman" w:cs="Times New Roman"/>
+          <w:b/>
+          <w:bCs/>
+        </w:rPr>
+      </w:pPr>
+      <w:r>
+        <w:rPr>
+          <w:rFonts w:ascii="Times New Roman" w:hAnsi="Times New Roman" w:cs="Times New Roman"/>
+          <w:b/>
+          <w:bCs/>
+        </w:rPr>
+        <w:t>2.5 Summary</w:t>
+      </w:r>
+    </w:p>
+    <w:p>
+      <w:pPr>
+        <w:rPr>
+          <w:rFonts w:ascii="Times New Roman" w:hAnsi="Times New Roman" w:cs="Times New Roman"/>
+          <w:b/>
+          <w:bCs/>
+        </w:rPr>
+      </w:pPr>
+      <w:r>
+        <w:rPr>
+          <w:rFonts w:ascii="Segoe UI Emoji" w:hAnsi="Segoe UI Emoji" w:cs="Segoe UI Emoji"/>
+          <w:b/>
+          <w:bCs/>
+        </w:rPr>
+        <w:lastRenderedPageBreak/>
+        <w:t>🎯</w:t>
+      </w:r>
+      <w:r>
+        <w:rPr>
+          <w:rFonts w:ascii="Times New Roman" w:hAnsi="Times New Roman" w:cs="Times New Roman"/>
+          <w:b/>
+          <w:bCs/>
+        </w:rPr>
+        <w:t xml:space="preserve"> Chapter 3: Employee Management System in Current World</w:t>
+      </w:r>
+    </w:p>
+    <w:p>
+      <w:pPr>
+        <w:numPr>
+          <w:ilvl w:val="0"/>
+          <w:numId w:val="12"/>
+        </w:numPr>
+        <w:rPr>
+          <w:rFonts w:ascii="Times New Roman" w:hAnsi="Times New Roman" w:cs="Times New Roman"/>
+          <w:b/>
+          <w:bCs/>
+        </w:rPr>
+      </w:pPr>
+      <w:r>
+        <w:rPr>
+          <w:rFonts w:ascii="Times New Roman" w:hAnsi="Times New Roman" w:cs="Times New Roman"/>
+          <w:b/>
+          <w:bCs/>
+        </w:rPr>
+        <w:t>3.1 Introduction</w:t>
+      </w:r>
+    </w:p>
+    <w:p>
+      <w:pPr>
+        <w:numPr>
+          <w:ilvl w:val="0"/>
+          <w:numId w:val="12"/>
+        </w:numPr>
+        <w:rPr>
+          <w:rFonts w:ascii="Times New Roman" w:hAnsi="Times New Roman" w:cs="Times New Roman"/>
+          <w:b/>
+          <w:bCs/>
+        </w:rPr>
+      </w:pPr>
+      <w:r>
+        <w:rPr>
+          <w:rFonts w:ascii="Times New Roman" w:hAnsi="Times New Roman" w:cs="Times New Roman"/>
+          <w:b/>
+          <w:bCs/>
+        </w:rPr>
+        <w:t>3.2 Real Life Example</w:t>
+      </w:r>
+    </w:p>
+    <w:p>
+      <w:pPr>
+        <w:numPr>
+          <w:ilvl w:val="0"/>
+          <w:numId w:val="12"/>
+        </w:numPr>
+        <w:rPr>
+          <w:rFonts w:ascii="Times New Roman" w:hAnsi="Times New Roman" w:cs="Times New Roman"/>
+          <w:b/>
+          <w:bCs/>
+        </w:rPr>
+      </w:pPr>
+      <w:r>
+        <w:rPr>
+          <w:rFonts w:ascii="Times New Roman" w:hAnsi="Times New Roman" w:cs="Times New Roman"/>
+          <w:b/>
+          <w:bCs/>
+        </w:rPr>
+        <w:t>3.3 Analysis</w:t>
+      </w:r>
+    </w:p>
+    <w:p>
+      <w:pPr>
+        <w:numPr>
+          <w:ilvl w:val="0"/>
+          <w:numId w:val="12"/>
+        </w:numPr>
+        <w:rPr>
+          <w:rFonts w:ascii="Times New Roman" w:hAnsi="Times New Roman" w:cs="Times New Roman"/>
+          <w:b/>
+          <w:bCs/>
+        </w:rPr>
+      </w:pPr>
+      <w:r>
+        <w:rPr>
+          <w:rFonts w:ascii="Times New Roman" w:hAnsi="Times New Roman" w:cs="Times New Roman"/>
+          <w:b/>
+          <w:bCs/>
+        </w:rPr>
+        <w:t>3.4 Fact Finding</w:t>
+      </w:r>
+    </w:p>
+    <w:p>
+      <w:pPr>
+        <w:numPr>
+          <w:ilvl w:val="0"/>
+          <w:numId w:val="12"/>
+        </w:numPr>
+        <w:rPr>
+          <w:rFonts w:ascii="Times New Roman" w:hAnsi="Times New Roman" w:cs="Times New Roman"/>
+          <w:b/>
+          <w:bCs/>
+        </w:rPr>
+      </w:pPr>
+      <w:r>
+        <w:rPr>
+          <w:rFonts w:ascii="Times New Roman" w:hAnsi="Times New Roman" w:cs="Times New Roman"/>
+          <w:b/>
+          <w:bCs/>
+        </w:rPr>
+        <w:t xml:space="preserve">3.5 Attacks and Vulnerabilities in Current EMS </w:t>
+      </w:r>
+      <w:r>
+        <w:rPr>
+          <w:rFonts w:ascii="Times New Roman" w:hAnsi="Times New Roman" w:cs="Times New Roman"/>
+          <w:b/>
+          <w:bCs/>
+          <w:i/>
+          <w:iCs/>
+        </w:rPr>
+        <w:t>(Figure 3.1: The "Destructive Update" Vulnerability)</w:t>
+      </w:r>
+    </w:p>
+    <w:p>
+      <w:pPr>
+        <w:numPr>
+          <w:ilvl w:val="0"/>
+          <w:numId w:val="12"/>
+        </w:numPr>
+        <w:rPr>
+          <w:rFonts w:ascii="Times New Roman" w:hAnsi="Times New Roman" w:cs="Times New Roman"/>
+          <w:b/>
+          <w:bCs/>
+        </w:rPr>
+      </w:pPr>
+      <w:r>
+        <w:rPr>
+          <w:rFonts w:ascii="Times New Roman" w:hAnsi="Times New Roman" w:cs="Times New Roman"/>
+          <w:b/>
+          <w:bCs/>
+        </w:rPr>
+        <w:t>3.6 Securing Online Employee Management System</w:t>
+      </w:r>
+    </w:p>
+    <w:p>
+      <w:pPr>
+        <w:numPr>
+          <w:ilvl w:val="1"/>
+          <w:numId w:val="12"/>
+        </w:numPr>
+        <w:rPr>
+          <w:rFonts w:ascii="Times New Roman" w:hAnsi="Times New Roman" w:cs="Times New Roman"/>
+          <w:b/>
+          <w:bCs/>
+        </w:rPr>
+      </w:pPr>
+      <w:r>
+        <w:rPr>
+          <w:rFonts w:ascii="Times New Roman" w:hAnsi="Times New Roman" w:cs="Times New Roman"/>
+          <w:b/>
+          <w:bCs/>
+          <w:i/>
+          <w:iCs/>
+        </w:rPr>
+        <w:t>3.6.1 Accuracy</w:t>
+      </w:r>
+    </w:p>
+    <w:p>
+      <w:pPr>
+        <w:numPr>
+          <w:ilvl w:val="1"/>
+          <w:numId w:val="12"/>
+        </w:numPr>
+        <w:rPr>
+          <w:rFonts w:ascii="Times New Roman" w:hAnsi="Times New Roman" w:cs="Times New Roman"/>
+          <w:b/>
+          <w:bCs/>
+        </w:rPr>
+      </w:pPr>
+      <w:r>
+        <w:rPr>
+          <w:rFonts w:ascii="Times New Roman" w:hAnsi="Times New Roman" w:cs="Times New Roman"/>
+          <w:b/>
+          <w:bCs/>
+          <w:i/>
+          <w:iCs/>
+        </w:rPr>
+        <w:t>3.6.2 Verifiability (Event Sourcing)</w:t>
+      </w:r>
+    </w:p>
+    <w:p>
+      <w:pPr>
+        <w:numPr>
+          <w:ilvl w:val="1"/>
+          <w:numId w:val="12"/>
+        </w:numPr>
+        <w:rPr>
+          <w:rFonts w:ascii="Times New Roman" w:hAnsi="Times New Roman" w:cs="Times New Roman"/>
+          <w:b/>
+          <w:bCs/>
+        </w:rPr>
+      </w:pPr>
+      <w:r>
+        <w:rPr>
+          <w:rFonts w:ascii="Times New Roman" w:hAnsi="Times New Roman" w:cs="Times New Roman"/>
+          <w:b/>
+          <w:bCs/>
+          <w:i/>
+          <w:iCs/>
+        </w:rPr>
+        <w:t>3.6.3 Reliability (Offline-First PWA)</w:t>
+      </w:r>
+      <w:r>
+        <w:rPr>
+          <w:rFonts w:ascii="Times New Roman" w:hAnsi="Times New Roman" w:cs="Times New Roman"/>
+          <w:b/>
+          <w:bCs/>
         </w:rPr>
         <w:t xml:space="preserve"> </w:t>
       </w:r>
+      <w:r>
+        <w:rPr>
+          <w:rFonts w:ascii="Times New Roman" w:hAnsi="Times New Roman" w:cs="Times New Roman"/>
+          <w:b/>
+          <w:bCs/>
+          <w:i/>
+          <w:iCs/>
+        </w:rPr>
+        <w:t>(Figure 3.2: PWA Offline-Sync Architecture)</w:t>
+      </w:r>
+    </w:p>
+    <w:p>
+      <w:pPr>
+        <w:numPr>
+          <w:ilvl w:val="1"/>
+          <w:numId w:val="12"/>
+        </w:numPr>
+        <w:rPr>
+          <w:rFonts w:ascii="Times New Roman" w:hAnsi="Times New Roman" w:cs="Times New Roman"/>
+          <w:b/>
+          <w:bCs/>
+        </w:rPr>
+      </w:pPr>
+      <w:r>
+        <w:rPr>
+          <w:rFonts w:ascii="Times New Roman" w:hAnsi="Times New Roman" w:cs="Times New Roman"/>
+          <w:b/>
+          <w:bCs/>
+          <w:i/>
+          <w:iCs/>
+        </w:rPr>
+        <w:t>3.6.4 Privacy</w:t>
+      </w:r>
+    </w:p>
+    <w:p>
+      <w:pPr>
+        <w:numPr>
+          <w:ilvl w:val="1"/>
+          <w:numId w:val="12"/>
+        </w:numPr>
+        <w:rPr>
+          <w:rFonts w:ascii="Times New Roman" w:hAnsi="Times New Roman" w:cs="Times New Roman"/>
+          <w:b/>
+          <w:bCs/>
+        </w:rPr>
+      </w:pPr>
+      <w:r>
+        <w:rPr>
+          <w:rFonts w:ascii="Times New Roman" w:hAnsi="Times New Roman" w:cs="Times New Roman"/>
+          <w:b/>
+          <w:bCs/>
+          <w:i/>
+          <w:iCs/>
+        </w:rPr>
+        <w:t>3.6.5 Convenience</w:t>
+      </w:r>
+    </w:p>
+    <w:p>
+      <w:pPr>
+        <w:numPr>
+          <w:ilvl w:val="1"/>
+          <w:numId w:val="12"/>
+        </w:numPr>
+        <w:rPr>
+          <w:rFonts w:ascii="Times New Roman" w:hAnsi="Times New Roman" w:cs="Times New Roman"/>
+          <w:b/>
+          <w:bCs/>
+        </w:rPr>
+      </w:pPr>
+      <w:r>
+        <w:rPr>
+          <w:rFonts w:ascii="Times New Roman" w:hAnsi="Times New Roman" w:cs="Times New Roman"/>
+          <w:b/>
+          <w:bCs/>
+          <w:i/>
+          <w:iCs/>
+        </w:rPr>
+        <w:t>3.6.6 Consistency</w:t>
+      </w:r>
+    </w:p>
+    <w:p>
+      <w:pPr>
+        <w:numPr>
+          <w:ilvl w:val="1"/>
+          <w:numId w:val="12"/>
+        </w:numPr>
+        <w:rPr>
+          <w:rFonts w:ascii="Times New Roman" w:hAnsi="Times New Roman" w:cs="Times New Roman"/>
+          <w:b/>
+          <w:bCs/>
+        </w:rPr>
+      </w:pPr>
+      <w:r>
+        <w:rPr>
+          <w:rFonts w:ascii="Times New Roman" w:hAnsi="Times New Roman" w:cs="Times New Roman"/>
+          <w:b/>
+          <w:bCs/>
+          <w:i/>
+          <w:iCs/>
+        </w:rPr>
+        <w:t>3.6.7 Cryptographic Verification (SHA-256)</w:t>
+      </w:r>
     </w:p>
     <w:p>
       <w:pPr>
         <w:numPr>
           <w:ilvl w:val="0"/>
-          <w:numId w:val="1"/>
-        </w:numPr>
-        <w:rPr>
-          <w:rFonts w:ascii="Times New Roman" w:hAnsi="Times New Roman" w:cs="Times New Roman"/>
-        </w:rPr>
-      </w:pPr>
-      <w:r>
-        <w:rPr>
-          <w:rFonts w:ascii="Times New Roman" w:hAnsi="Times New Roman" w:cs="Times New Roman"/>
-          <w:b/>
-          <w:bCs/>
-        </w:rPr>
-        <w:t>1.3 Scope of Work</w:t>
-      </w:r>
-      <w:r>
-        <w:rPr>
-          <w:rFonts w:ascii="Times New Roman" w:hAnsi="Times New Roman" w:cs="Times New Roman"/>
+          <w:numId w:val="12"/>
+        </w:numPr>
+        <w:rPr>
+          <w:rFonts w:ascii="Times New Roman" w:hAnsi="Times New Roman" w:cs="Times New Roman"/>
+          <w:b/>
+          <w:bCs/>
+        </w:rPr>
+      </w:pPr>
+      <w:r>
+        <w:rPr>
+          <w:rFonts w:ascii="Times New Roman" w:hAnsi="Times New Roman" w:cs="Times New Roman"/>
+          <w:b/>
+          <w:bCs/>
+        </w:rPr>
+        <w:t>3.7 Security Mechanism Can Be Maintained</w:t>
+      </w:r>
+    </w:p>
+    <w:p>
+      <w:pPr>
+        <w:numPr>
+          <w:ilvl w:val="0"/>
+          <w:numId w:val="12"/>
+        </w:numPr>
+        <w:rPr>
+          <w:rFonts w:ascii="Times New Roman" w:hAnsi="Times New Roman" w:cs="Times New Roman"/>
+          <w:b/>
+          <w:bCs/>
+        </w:rPr>
+      </w:pPr>
+      <w:r>
+        <w:rPr>
+          <w:rFonts w:ascii="Times New Roman" w:hAnsi="Times New Roman" w:cs="Times New Roman"/>
+          <w:b/>
+          <w:bCs/>
+        </w:rPr>
+        <w:t xml:space="preserve">3.8 How SSL and Web Security Works on the Internet </w:t>
+      </w:r>
+      <w:r>
+        <w:rPr>
+          <w:rFonts w:ascii="Times New Roman" w:hAnsi="Times New Roman" w:cs="Times New Roman"/>
+          <w:b/>
+          <w:bCs/>
+          <w:i/>
+          <w:iCs/>
+        </w:rPr>
+        <w:t xml:space="preserve">(Figure 3.3: </w:t>
+      </w:r>
+      <w:proofErr w:type="spellStart"/>
+      <w:r>
+        <w:rPr>
+          <w:rFonts w:ascii="Times New Roman" w:hAnsi="Times New Roman" w:cs="Times New Roman"/>
+          <w:b/>
+          <w:bCs/>
+          <w:i/>
+          <w:iCs/>
+        </w:rPr>
+        <w:t>WebSockets</w:t>
+      </w:r>
+      <w:proofErr w:type="spellEnd"/>
+      <w:r>
+        <w:rPr>
+          <w:rFonts w:ascii="Times New Roman" w:hAnsi="Times New Roman" w:cs="Times New Roman"/>
+          <w:b/>
+          <w:bCs/>
+          <w:i/>
+          <w:iCs/>
+        </w:rPr>
+        <w:t xml:space="preserve"> vs HTTP)</w:t>
+      </w:r>
+    </w:p>
+    <w:p>
+      <w:pPr>
+        <w:numPr>
+          <w:ilvl w:val="0"/>
+          <w:numId w:val="12"/>
+        </w:numPr>
+        <w:rPr>
+          <w:rFonts w:ascii="Times New Roman" w:hAnsi="Times New Roman" w:cs="Times New Roman"/>
+          <w:b/>
+          <w:bCs/>
+        </w:rPr>
+      </w:pPr>
+      <w:r>
+        <w:rPr>
+          <w:rFonts w:ascii="Segoe UI Emoji" w:hAnsi="Segoe UI Emoji" w:cs="Segoe UI Emoji"/>
+          <w:b/>
+          <w:bCs/>
+        </w:rPr>
+        <w:t>🌟</w:t>
+      </w:r>
+      <w:r>
+        <w:rPr>
+          <w:rFonts w:ascii="Times New Roman" w:hAnsi="Times New Roman" w:cs="Times New Roman"/>
+          <w:b/>
+          <w:bCs/>
+        </w:rPr>
+        <w:t xml:space="preserve"> [NEW] 3.9 Software Development Life Cycle (SDLC) Model</w:t>
+      </w:r>
+    </w:p>
+    <w:p>
+      <w:pPr>
+        <w:numPr>
+          <w:ilvl w:val="1"/>
+          <w:numId w:val="12"/>
+        </w:numPr>
+        <w:rPr>
+          <w:rFonts w:ascii="Times New Roman" w:hAnsi="Times New Roman" w:cs="Times New Roman"/>
+          <w:b/>
+          <w:bCs/>
+        </w:rPr>
+      </w:pPr>
+      <w:r>
+        <w:rPr>
+          <w:rFonts w:ascii="Segoe UI Emoji" w:hAnsi="Segoe UI Emoji" w:cs="Segoe UI Emoji"/>
+          <w:b/>
+          <w:bCs/>
+        </w:rPr>
+        <w:t>🖼️</w:t>
+      </w:r>
+      <w:r>
+        <w:rPr>
+          <w:rFonts w:ascii="Times New Roman" w:hAnsi="Times New Roman" w:cs="Times New Roman"/>
+          <w:b/>
+          <w:bCs/>
         </w:rPr>
         <w:t xml:space="preserve"> </w:t>
       </w:r>
+      <w:r>
+        <w:rPr>
+          <w:rFonts w:ascii="Times New Roman" w:hAnsi="Times New Roman" w:cs="Times New Roman"/>
+          <w:b/>
+          <w:bCs/>
+          <w:i/>
+          <w:iCs/>
+        </w:rPr>
+        <w:t>Figure 3.4: Agile Methodology Diagram (Showing how you iteratively built the frontend and backend).</w:t>
+      </w:r>
     </w:p>
     <w:p>
       <w:pPr>
         <w:numPr>
           <w:ilvl w:val="0"/>
-          <w:numId w:val="1"/>
-        </w:numPr>
-        <w:rPr>
-          <w:rFonts w:ascii="Times New Roman" w:hAnsi="Times New Roman" w:cs="Times New Roman"/>
-        </w:rPr>
-      </w:pPr>
-      <w:r>
-        <w:rPr>
-          <w:rFonts w:ascii="Times New Roman" w:hAnsi="Times New Roman" w:cs="Times New Roman"/>
-          <w:b/>
-          <w:bCs/>
-        </w:rPr>
-        <w:t>1.4 Objective of the Project</w:t>
-      </w:r>
-      <w:r>
-        <w:rPr>
-          <w:rFonts w:ascii="Times New Roman" w:hAnsi="Times New Roman" w:cs="Times New Roman"/>
+          <w:numId w:val="12"/>
+        </w:numPr>
+        <w:rPr>
+          <w:rFonts w:ascii="Times New Roman" w:hAnsi="Times New Roman" w:cs="Times New Roman"/>
+          <w:b/>
+          <w:bCs/>
+        </w:rPr>
+      </w:pPr>
+      <w:r>
+        <w:rPr>
+          <w:rFonts w:ascii="Times New Roman" w:hAnsi="Times New Roman" w:cs="Times New Roman"/>
+          <w:b/>
+          <w:bCs/>
+        </w:rPr>
+        <w:t>3.10 Summary</w:t>
+      </w:r>
+    </w:p>
+    <w:p>
+      <w:pPr>
+        <w:rPr>
+          <w:rFonts w:ascii="Times New Roman" w:hAnsi="Times New Roman" w:cs="Times New Roman"/>
+          <w:b/>
+          <w:bCs/>
+        </w:rPr>
+      </w:pPr>
+      <w:r>
+        <w:rPr>
+          <w:rFonts w:ascii="Segoe UI Emoji" w:hAnsi="Segoe UI Emoji" w:cs="Segoe UI Emoji"/>
+          <w:b/>
+          <w:bCs/>
+        </w:rPr>
+        <w:t>🏗️</w:t>
+      </w:r>
+      <w:r>
+        <w:rPr>
+          <w:rFonts w:ascii="Times New Roman" w:hAnsi="Times New Roman" w:cs="Times New Roman"/>
+          <w:b/>
+          <w:bCs/>
+        </w:rPr>
+        <w:t xml:space="preserve"> Chapter 4: Proposed Online EMS System with Enhanced Security</w:t>
+      </w:r>
+    </w:p>
+    <w:p>
+      <w:pPr>
+        <w:numPr>
+          <w:ilvl w:val="0"/>
+          <w:numId w:val="13"/>
+        </w:numPr>
+        <w:rPr>
+          <w:rFonts w:ascii="Times New Roman" w:hAnsi="Times New Roman" w:cs="Times New Roman"/>
+          <w:b/>
+          <w:bCs/>
+        </w:rPr>
+      </w:pPr>
+      <w:r>
+        <w:rPr>
+          <w:rFonts w:ascii="Times New Roman" w:hAnsi="Times New Roman" w:cs="Times New Roman"/>
+          <w:b/>
+          <w:bCs/>
+        </w:rPr>
+        <w:t>4.1 Introduction</w:t>
+      </w:r>
+    </w:p>
+    <w:p>
+      <w:pPr>
+        <w:numPr>
+          <w:ilvl w:val="0"/>
+          <w:numId w:val="13"/>
+        </w:numPr>
+        <w:rPr>
+          <w:rFonts w:ascii="Times New Roman" w:hAnsi="Times New Roman" w:cs="Times New Roman"/>
+          <w:b/>
+          <w:bCs/>
+        </w:rPr>
+      </w:pPr>
+      <w:r>
+        <w:rPr>
+          <w:rFonts w:ascii="Times New Roman" w:hAnsi="Times New Roman" w:cs="Times New Roman"/>
+          <w:b/>
+          <w:bCs/>
+        </w:rPr>
+        <w:t xml:space="preserve">4.2 Overview of EMS System </w:t>
+      </w:r>
+      <w:r>
+        <w:rPr>
+          <w:rFonts w:ascii="Times New Roman" w:hAnsi="Times New Roman" w:cs="Times New Roman"/>
+          <w:b/>
+          <w:bCs/>
+          <w:i/>
+          <w:iCs/>
+        </w:rPr>
+        <w:t>(Figure 4.1: Full-Stack Architecture Map)</w:t>
+      </w:r>
+    </w:p>
+    <w:p>
+      <w:pPr>
+        <w:numPr>
+          <w:ilvl w:val="0"/>
+          <w:numId w:val="13"/>
+        </w:numPr>
+        <w:rPr>
+          <w:rFonts w:ascii="Times New Roman" w:hAnsi="Times New Roman" w:cs="Times New Roman"/>
+          <w:b/>
+          <w:bCs/>
+        </w:rPr>
+      </w:pPr>
+      <w:r>
+        <w:rPr>
+          <w:rFonts w:ascii="Times New Roman" w:hAnsi="Times New Roman" w:cs="Times New Roman"/>
+          <w:b/>
+          <w:bCs/>
+        </w:rPr>
+        <w:t xml:space="preserve">4.3 ER Diagram </w:t>
+      </w:r>
+      <w:r>
+        <w:rPr>
+          <w:rFonts w:ascii="Times New Roman" w:hAnsi="Times New Roman" w:cs="Times New Roman"/>
+          <w:b/>
+          <w:bCs/>
+          <w:i/>
+          <w:iCs/>
+        </w:rPr>
+        <w:t>(Figures 4.2 - 4.5: Core, HR, Payroll, and Event Ledger ERDs)</w:t>
+      </w:r>
+    </w:p>
+    <w:p>
+      <w:pPr>
+        <w:numPr>
+          <w:ilvl w:val="0"/>
+          <w:numId w:val="13"/>
+        </w:numPr>
+        <w:rPr>
+          <w:rFonts w:ascii="Times New Roman" w:hAnsi="Times New Roman" w:cs="Times New Roman"/>
+          <w:b/>
+          <w:bCs/>
+        </w:rPr>
+      </w:pPr>
+      <w:r>
+        <w:rPr>
+          <w:rFonts w:ascii="Times New Roman" w:hAnsi="Times New Roman" w:cs="Times New Roman"/>
+          <w:b/>
+          <w:bCs/>
+        </w:rPr>
+        <w:t xml:space="preserve">4.4 Context Diagram </w:t>
+      </w:r>
+      <w:r>
+        <w:rPr>
+          <w:rFonts w:ascii="Times New Roman" w:hAnsi="Times New Roman" w:cs="Times New Roman"/>
+          <w:b/>
+          <w:bCs/>
+          <w:i/>
+          <w:iCs/>
+        </w:rPr>
+        <w:t>(Figure 4.6: Level 0 DFD)</w:t>
+      </w:r>
+    </w:p>
+    <w:p>
+      <w:pPr>
+        <w:numPr>
+          <w:ilvl w:val="0"/>
+          <w:numId w:val="13"/>
+        </w:numPr>
+        <w:rPr>
+          <w:rFonts w:ascii="Times New Roman" w:hAnsi="Times New Roman" w:cs="Times New Roman"/>
+          <w:b/>
+          <w:bCs/>
+        </w:rPr>
+      </w:pPr>
+      <w:r>
+        <w:rPr>
+          <w:rFonts w:ascii="Times New Roman" w:hAnsi="Times New Roman" w:cs="Times New Roman"/>
+          <w:b/>
+          <w:bCs/>
+        </w:rPr>
+        <w:lastRenderedPageBreak/>
+        <w:t xml:space="preserve">4.5 Data Flow Diagram </w:t>
+      </w:r>
+      <w:r>
+        <w:rPr>
+          <w:rFonts w:ascii="Times New Roman" w:hAnsi="Times New Roman" w:cs="Times New Roman"/>
+          <w:b/>
+          <w:bCs/>
+          <w:i/>
+          <w:iCs/>
+        </w:rPr>
+        <w:t>(Figures 4.7 &amp; 4.8: Level 1 &amp; Level 2 DFDs)</w:t>
+      </w:r>
+    </w:p>
+    <w:p>
+      <w:pPr>
+        <w:numPr>
+          <w:ilvl w:val="0"/>
+          <w:numId w:val="13"/>
+        </w:numPr>
+        <w:rPr>
+          <w:rFonts w:ascii="Times New Roman" w:hAnsi="Times New Roman" w:cs="Times New Roman"/>
+          <w:b/>
+          <w:bCs/>
+        </w:rPr>
+      </w:pPr>
+      <w:r>
+        <w:rPr>
+          <w:rFonts w:ascii="Times New Roman" w:hAnsi="Times New Roman" w:cs="Times New Roman"/>
+          <w:b/>
+          <w:bCs/>
+        </w:rPr>
+        <w:t xml:space="preserve">4.6 Flow Chart </w:t>
+      </w:r>
+      <w:r>
+        <w:rPr>
+          <w:rFonts w:ascii="Times New Roman" w:hAnsi="Times New Roman" w:cs="Times New Roman"/>
+          <w:b/>
+          <w:bCs/>
+          <w:i/>
+          <w:iCs/>
+        </w:rPr>
+        <w:t>(Figures 4.9 &amp; 4.10: Clock-in and Payroll Flowcharts)</w:t>
+      </w:r>
+    </w:p>
+    <w:p>
+      <w:pPr>
+        <w:numPr>
+          <w:ilvl w:val="0"/>
+          <w:numId w:val="13"/>
+        </w:numPr>
+        <w:rPr>
+          <w:rFonts w:ascii="Times New Roman" w:hAnsi="Times New Roman" w:cs="Times New Roman"/>
+          <w:b/>
+          <w:bCs/>
+        </w:rPr>
+      </w:pPr>
+      <w:r>
+        <w:rPr>
+          <w:rFonts w:ascii="Times New Roman" w:hAnsi="Times New Roman" w:cs="Times New Roman"/>
+          <w:b/>
+          <w:bCs/>
+        </w:rPr>
+        <w:t>4.7 Algorithm</w:t>
+      </w:r>
+    </w:p>
+    <w:p>
+      <w:pPr>
+        <w:numPr>
+          <w:ilvl w:val="1"/>
+          <w:numId w:val="13"/>
+        </w:numPr>
+        <w:rPr>
+          <w:rFonts w:ascii="Times New Roman" w:hAnsi="Times New Roman" w:cs="Times New Roman"/>
+          <w:b/>
+          <w:bCs/>
+        </w:rPr>
+      </w:pPr>
+      <w:r>
+        <w:rPr>
+          <w:rFonts w:ascii="Times New Roman" w:hAnsi="Times New Roman" w:cs="Times New Roman"/>
+          <w:b/>
+          <w:bCs/>
+          <w:i/>
+          <w:iCs/>
+        </w:rPr>
+        <w:t>4.7.1 Operation</w:t>
+      </w:r>
+    </w:p>
+    <w:p>
+      <w:pPr>
+        <w:numPr>
+          <w:ilvl w:val="1"/>
+          <w:numId w:val="13"/>
+        </w:numPr>
+        <w:rPr>
+          <w:rFonts w:ascii="Times New Roman" w:hAnsi="Times New Roman" w:cs="Times New Roman"/>
+          <w:b/>
+          <w:bCs/>
+        </w:rPr>
+      </w:pPr>
+      <w:r>
+        <w:rPr>
+          <w:rFonts w:ascii="Times New Roman" w:hAnsi="Times New Roman" w:cs="Times New Roman"/>
+          <w:b/>
+          <w:bCs/>
+          <w:i/>
+          <w:iCs/>
+        </w:rPr>
+        <w:t>4.7.2 Hashing and Securing Records</w:t>
+      </w:r>
+      <w:r>
+        <w:rPr>
+          <w:rFonts w:ascii="Times New Roman" w:hAnsi="Times New Roman" w:cs="Times New Roman"/>
+          <w:b/>
+          <w:bCs/>
         </w:rPr>
         <w:t xml:space="preserve"> </w:t>
       </w:r>
+      <w:r>
+        <w:rPr>
+          <w:rFonts w:ascii="Times New Roman" w:hAnsi="Times New Roman" w:cs="Times New Roman"/>
+          <w:b/>
+          <w:bCs/>
+          <w:i/>
+          <w:iCs/>
+        </w:rPr>
+        <w:t>(Snippet 4.1: SHA-256 Generation)</w:t>
+      </w:r>
+    </w:p>
+    <w:p>
+      <w:pPr>
+        <w:numPr>
+          <w:ilvl w:val="1"/>
+          <w:numId w:val="13"/>
+        </w:numPr>
+        <w:rPr>
+          <w:rFonts w:ascii="Times New Roman" w:hAnsi="Times New Roman" w:cs="Times New Roman"/>
+          <w:b/>
+          <w:bCs/>
+        </w:rPr>
+      </w:pPr>
+      <w:r>
+        <w:rPr>
+          <w:rFonts w:ascii="Times New Roman" w:hAnsi="Times New Roman" w:cs="Times New Roman"/>
+          <w:b/>
+          <w:bCs/>
+          <w:i/>
+          <w:iCs/>
+        </w:rPr>
+        <w:t>4.7.3 Verifying Data Integrity</w:t>
+      </w:r>
+      <w:r>
+        <w:rPr>
+          <w:rFonts w:ascii="Times New Roman" w:hAnsi="Times New Roman" w:cs="Times New Roman"/>
+          <w:b/>
+          <w:bCs/>
+        </w:rPr>
+        <w:t xml:space="preserve"> </w:t>
+      </w:r>
+      <w:r>
+        <w:rPr>
+          <w:rFonts w:ascii="Times New Roman" w:hAnsi="Times New Roman" w:cs="Times New Roman"/>
+          <w:b/>
+          <w:bCs/>
+          <w:i/>
+          <w:iCs/>
+        </w:rPr>
+        <w:t>(Figure 4.11: Hash-Chain Integrity Check)</w:t>
+      </w:r>
+    </w:p>
+    <w:p>
+      <w:pPr>
+        <w:numPr>
+          <w:ilvl w:val="1"/>
+          <w:numId w:val="13"/>
+        </w:numPr>
+        <w:rPr>
+          <w:rFonts w:ascii="Times New Roman" w:hAnsi="Times New Roman" w:cs="Times New Roman"/>
+          <w:b/>
+          <w:bCs/>
+        </w:rPr>
+      </w:pPr>
+      <w:r>
+        <w:rPr>
+          <w:rFonts w:ascii="Times New Roman" w:hAnsi="Times New Roman" w:cs="Times New Roman"/>
+          <w:b/>
+          <w:bCs/>
+          <w:i/>
+          <w:iCs/>
+        </w:rPr>
+        <w:t>4.7.4 Example and implementation</w:t>
+      </w:r>
     </w:p>
     <w:p>
       <w:pPr>
         <w:numPr>
           <w:ilvl w:val="0"/>
-          <w:numId w:val="1"/>
-        </w:numPr>
-        <w:rPr>
-          <w:rFonts w:ascii="Times New Roman" w:hAnsi="Times New Roman" w:cs="Times New Roman"/>
-        </w:rPr>
-      </w:pPr>
-      <w:r>
-        <w:rPr>
-          <w:rFonts w:ascii="Times New Roman" w:hAnsi="Times New Roman" w:cs="Times New Roman"/>
-          <w:b/>
-          <w:bCs/>
-        </w:rPr>
-        <w:t>1.5 Organization of the Project</w:t>
-      </w:r>
-      <w:r>
-        <w:rPr>
-          <w:rFonts w:ascii="Times New Roman" w:hAnsi="Times New Roman" w:cs="Times New Roman"/>
+          <w:numId w:val="13"/>
+        </w:numPr>
+        <w:rPr>
+          <w:rFonts w:ascii="Times New Roman" w:hAnsi="Times New Roman" w:cs="Times New Roman"/>
+          <w:b/>
+          <w:bCs/>
+        </w:rPr>
+      </w:pPr>
+      <w:r>
+        <w:rPr>
+          <w:rFonts w:ascii="Times New Roman" w:hAnsi="Times New Roman" w:cs="Times New Roman"/>
+          <w:b/>
+          <w:bCs/>
+        </w:rPr>
+        <w:t>4.8 Summary</w:t>
+      </w:r>
+    </w:p>
+    <w:p>
+      <w:pPr>
+        <w:rPr>
+          <w:rFonts w:ascii="Times New Roman" w:hAnsi="Times New Roman" w:cs="Times New Roman"/>
+          <w:b/>
+          <w:bCs/>
+        </w:rPr>
+      </w:pPr>
+      <w:r>
+        <w:rPr>
+          <w:rFonts w:ascii="Segoe UI Emoji" w:hAnsi="Segoe UI Emoji" w:cs="Segoe UI Emoji"/>
+          <w:b/>
+          <w:bCs/>
+        </w:rPr>
+        <w:t>💻</w:t>
+      </w:r>
+      <w:r>
+        <w:rPr>
+          <w:rFonts w:ascii="Times New Roman" w:hAnsi="Times New Roman" w:cs="Times New Roman"/>
+          <w:b/>
+          <w:bCs/>
+        </w:rPr>
+        <w:t xml:space="preserve"> Chapter 5: Implementation, Testing &amp; Deployment</w:t>
+      </w:r>
+    </w:p>
+    <w:p>
+      <w:pPr>
+        <w:rPr>
+          <w:rFonts w:ascii="Times New Roman" w:hAnsi="Times New Roman" w:cs="Times New Roman"/>
+          <w:b/>
+          <w:bCs/>
+        </w:rPr>
+      </w:pPr>
+      <w:r>
+        <w:rPr>
+          <w:rFonts w:ascii="Times New Roman" w:hAnsi="Times New Roman" w:cs="Times New Roman"/>
+          <w:b/>
+          <w:bCs/>
+          <w:i/>
+          <w:iCs/>
+        </w:rPr>
+        <w:t>(I expanded this chapter to include Testing and DevOps, which are strictly required in modern engineering degrees).</w:t>
+      </w:r>
+    </w:p>
+    <w:p>
+      <w:pPr>
+        <w:numPr>
+          <w:ilvl w:val="0"/>
+          <w:numId w:val="14"/>
+        </w:numPr>
+        <w:rPr>
+          <w:rFonts w:ascii="Times New Roman" w:hAnsi="Times New Roman" w:cs="Times New Roman"/>
+          <w:b/>
+          <w:bCs/>
+        </w:rPr>
+      </w:pPr>
+      <w:r>
+        <w:rPr>
+          <w:rFonts w:ascii="Times New Roman" w:hAnsi="Times New Roman" w:cs="Times New Roman"/>
+          <w:b/>
+          <w:bCs/>
+        </w:rPr>
+        <w:t>5.1 Platform Overview</w:t>
+      </w:r>
+    </w:p>
+    <w:p>
+      <w:pPr>
+        <w:numPr>
+          <w:ilvl w:val="0"/>
+          <w:numId w:val="14"/>
+        </w:numPr>
+        <w:rPr>
+          <w:rFonts w:ascii="Times New Roman" w:hAnsi="Times New Roman" w:cs="Times New Roman"/>
+          <w:b/>
+          <w:bCs/>
+        </w:rPr>
+      </w:pPr>
+      <w:r>
+        <w:rPr>
+          <w:rFonts w:ascii="Times New Roman" w:hAnsi="Times New Roman" w:cs="Times New Roman"/>
+          <w:b/>
+          <w:bCs/>
+        </w:rPr>
+        <w:t xml:space="preserve">5.2 System Requirement </w:t>
+      </w:r>
+      <w:r>
+        <w:rPr>
+          <w:rFonts w:ascii="Times New Roman" w:hAnsi="Times New Roman" w:cs="Times New Roman"/>
+          <w:b/>
+          <w:bCs/>
+          <w:i/>
+          <w:iCs/>
+        </w:rPr>
+        <w:t>(Table 5.1: Hardware &amp; Software Requirements)</w:t>
+      </w:r>
+    </w:p>
+    <w:p>
+      <w:pPr>
+        <w:numPr>
+          <w:ilvl w:val="0"/>
+          <w:numId w:val="14"/>
+        </w:numPr>
+        <w:rPr>
+          <w:rFonts w:ascii="Times New Roman" w:hAnsi="Times New Roman" w:cs="Times New Roman"/>
+          <w:b/>
+          <w:bCs/>
+        </w:rPr>
+      </w:pPr>
+      <w:r>
+        <w:rPr>
+          <w:rFonts w:ascii="Times New Roman" w:hAnsi="Times New Roman" w:cs="Times New Roman"/>
+          <w:b/>
+          <w:bCs/>
+        </w:rPr>
+        <w:t xml:space="preserve">5.3 Overview of Implemented System </w:t>
+      </w:r>
+      <w:r>
+        <w:rPr>
+          <w:rFonts w:ascii="Times New Roman" w:hAnsi="Times New Roman" w:cs="Times New Roman"/>
+          <w:b/>
+          <w:bCs/>
+          <w:i/>
+          <w:iCs/>
+        </w:rPr>
+        <w:t>(Figures 5.1 - 5.3: UI Screenshots)</w:t>
+      </w:r>
+    </w:p>
+    <w:p>
+      <w:pPr>
+        <w:numPr>
+          <w:ilvl w:val="0"/>
+          <w:numId w:val="14"/>
+        </w:numPr>
+        <w:rPr>
+          <w:rFonts w:ascii="Times New Roman" w:hAnsi="Times New Roman" w:cs="Times New Roman"/>
+          <w:b/>
+          <w:bCs/>
+        </w:rPr>
+      </w:pPr>
+      <w:r>
+        <w:rPr>
+          <w:rFonts w:ascii="Times New Roman" w:hAnsi="Times New Roman" w:cs="Times New Roman"/>
+          <w:b/>
+          <w:bCs/>
+        </w:rPr>
+        <w:t xml:space="preserve">5.4 Implementation Example </w:t>
+      </w:r>
+      <w:r>
+        <w:rPr>
+          <w:rFonts w:ascii="Times New Roman" w:hAnsi="Times New Roman" w:cs="Times New Roman"/>
+          <w:b/>
+          <w:bCs/>
+          <w:i/>
+          <w:iCs/>
+        </w:rPr>
+        <w:t>(Snippets 5.1 &amp; 5.2: Core Code)</w:t>
+      </w:r>
+    </w:p>
+    <w:p>
+      <w:pPr>
+        <w:numPr>
+          <w:ilvl w:val="0"/>
+          <w:numId w:val="14"/>
+        </w:numPr>
+        <w:rPr>
+          <w:rFonts w:ascii="Times New Roman" w:hAnsi="Times New Roman" w:cs="Times New Roman"/>
+          <w:b/>
+          <w:bCs/>
+        </w:rPr>
+      </w:pPr>
+      <w:r>
+        <w:rPr>
+          <w:rFonts w:ascii="Segoe UI Emoji" w:hAnsi="Segoe UI Emoji" w:cs="Segoe UI Emoji"/>
+          <w:b/>
+          <w:bCs/>
+        </w:rPr>
+        <w:t>🌟</w:t>
+      </w:r>
+      <w:r>
+        <w:rPr>
+          <w:rFonts w:ascii="Times New Roman" w:hAnsi="Times New Roman" w:cs="Times New Roman"/>
+          <w:b/>
+          <w:bCs/>
+        </w:rPr>
+        <w:t xml:space="preserve"> [NEW] 5.5 System Deployment &amp; Cloud Infrastructure (DevOps)</w:t>
+      </w:r>
+    </w:p>
+    <w:p>
+      <w:pPr>
+        <w:numPr>
+          <w:ilvl w:val="1"/>
+          <w:numId w:val="14"/>
+        </w:numPr>
+        <w:rPr>
+          <w:rFonts w:ascii="Times New Roman" w:hAnsi="Times New Roman" w:cs="Times New Roman"/>
+          <w:b/>
+          <w:bCs/>
+        </w:rPr>
+      </w:pPr>
+      <w:r>
+        <w:rPr>
+          <w:rFonts w:ascii="Segoe UI Emoji" w:hAnsi="Segoe UI Emoji" w:cs="Segoe UI Emoji"/>
+          <w:b/>
+          <w:bCs/>
+        </w:rPr>
+        <w:t>🖼️</w:t>
+      </w:r>
+      <w:r>
+        <w:rPr>
+          <w:rFonts w:ascii="Times New Roman" w:hAnsi="Times New Roman" w:cs="Times New Roman"/>
+          <w:b/>
+          <w:bCs/>
         </w:rPr>
         <w:t xml:space="preserve"> </w:t>
       </w:r>
+      <w:r>
+        <w:rPr>
+          <w:rFonts w:ascii="Times New Roman" w:hAnsi="Times New Roman" w:cs="Times New Roman"/>
+          <w:b/>
+          <w:bCs/>
+          <w:i/>
+          <w:iCs/>
+        </w:rPr>
+        <w:t xml:space="preserve">Figure 5.4: Deployment Pipeline (Showing GitHub -&gt; </w:t>
+      </w:r>
+      <w:proofErr w:type="spellStart"/>
+      <w:r>
+        <w:rPr>
+          <w:rFonts w:ascii="Times New Roman" w:hAnsi="Times New Roman" w:cs="Times New Roman"/>
+          <w:b/>
+          <w:bCs/>
+          <w:i/>
+          <w:iCs/>
+        </w:rPr>
+        <w:t>Vercel</w:t>
+      </w:r>
+      <w:proofErr w:type="spellEnd"/>
+      <w:r>
+        <w:rPr>
+          <w:rFonts w:ascii="Times New Roman" w:hAnsi="Times New Roman" w:cs="Times New Roman"/>
+          <w:b/>
+          <w:bCs/>
+          <w:i/>
+          <w:iCs/>
+        </w:rPr>
+        <w:t xml:space="preserve"> &amp; Go Hosting).</w:t>
+      </w:r>
     </w:p>
     <w:p>
       <w:pPr>
         <w:numPr>
           <w:ilvl w:val="0"/>
-          <w:numId w:val="1"/>
-        </w:numPr>
-        <w:rPr>
-          <w:rFonts w:ascii="Times New Roman" w:hAnsi="Times New Roman" w:cs="Times New Roman"/>
-        </w:rPr>
-      </w:pPr>
-      <w:r>
-        <w:rPr>
-          <w:rFonts w:ascii="Times New Roman" w:hAnsi="Times New Roman" w:cs="Times New Roman"/>
-          <w:b/>
-          <w:bCs/>
-        </w:rPr>
-        <w:t>1.6 Summary</w:t>
-      </w:r>
-      <w:r>
-        <w:rPr>
-          <w:rFonts w:ascii="Times New Roman" w:hAnsi="Times New Roman" w:cs="Times New Roman"/>
+          <w:numId w:val="14"/>
+        </w:numPr>
+        <w:rPr>
+          <w:rFonts w:ascii="Times New Roman" w:hAnsi="Times New Roman" w:cs="Times New Roman"/>
+          <w:b/>
+          <w:bCs/>
+        </w:rPr>
+      </w:pPr>
+      <w:r>
+        <w:rPr>
+          <w:rFonts w:ascii="Segoe UI Emoji" w:hAnsi="Segoe UI Emoji" w:cs="Segoe UI Emoji"/>
+          <w:b/>
+          <w:bCs/>
+        </w:rPr>
+        <w:t>🌟</w:t>
+      </w:r>
+      <w:r>
+        <w:rPr>
+          <w:rFonts w:ascii="Times New Roman" w:hAnsi="Times New Roman" w:cs="Times New Roman"/>
+          <w:b/>
+          <w:bCs/>
+        </w:rPr>
+        <w:t xml:space="preserve"> [NEW] 5.6 Software Testing &amp; Quality Assurance</w:t>
+      </w:r>
+    </w:p>
+    <w:p>
+      <w:pPr>
+        <w:numPr>
+          <w:ilvl w:val="1"/>
+          <w:numId w:val="14"/>
+        </w:numPr>
+        <w:rPr>
+          <w:rFonts w:ascii="Times New Roman" w:hAnsi="Times New Roman" w:cs="Times New Roman"/>
+          <w:b/>
+          <w:bCs/>
+        </w:rPr>
+      </w:pPr>
+      <w:r>
+        <w:rPr>
+          <w:rFonts w:ascii="Times New Roman" w:hAnsi="Times New Roman" w:cs="Times New Roman"/>
+          <w:b/>
+          <w:bCs/>
+        </w:rPr>
+        <w:t>5.6.1 Unit Testing &amp; Concurrency Testing: (How the Go engine survives the 9:00 AM clock-in rush).</w:t>
+      </w:r>
+    </w:p>
+    <w:p>
+      <w:pPr>
+        <w:numPr>
+          <w:ilvl w:val="1"/>
+          <w:numId w:val="14"/>
+        </w:numPr>
+        <w:rPr>
+          <w:rFonts w:ascii="Times New Roman" w:hAnsi="Times New Roman" w:cs="Times New Roman"/>
+          <w:b/>
+          <w:bCs/>
+        </w:rPr>
+      </w:pPr>
+      <w:r>
+        <w:rPr>
+          <w:rFonts w:ascii="Times New Roman" w:hAnsi="Times New Roman" w:cs="Times New Roman"/>
+          <w:b/>
+          <w:bCs/>
+        </w:rPr>
+        <w:t>5.6.2 UI/UX Accessibility Testing: (Validating the Brutalist Ledger theme).</w:t>
+      </w:r>
+    </w:p>
+    <w:p>
+      <w:pPr>
+        <w:numPr>
+          <w:ilvl w:val="1"/>
+          <w:numId w:val="14"/>
+        </w:numPr>
+        <w:rPr>
+          <w:rFonts w:ascii="Times New Roman" w:hAnsi="Times New Roman" w:cs="Times New Roman"/>
+          <w:b/>
+          <w:bCs/>
+        </w:rPr>
+      </w:pPr>
+      <w:r>
+        <w:rPr>
+          <w:rFonts w:ascii="Segoe UI Emoji" w:hAnsi="Segoe UI Emoji" w:cs="Segoe UI Emoji"/>
+          <w:b/>
+          <w:bCs/>
+        </w:rPr>
+        <w:t>📊</w:t>
+      </w:r>
+      <w:r>
+        <w:rPr>
+          <w:rFonts w:ascii="Times New Roman" w:hAnsi="Times New Roman" w:cs="Times New Roman"/>
+          <w:b/>
+          <w:bCs/>
         </w:rPr>
         <w:t xml:space="preserve"> </w:t>
       </w:r>
-    </w:p>
-    <w:p>
-      <w:pPr>
-        <w:rPr>
-          <w:rFonts w:ascii="Times New Roman" w:hAnsi="Times New Roman" w:cs="Times New Roman"/>
-        </w:rPr>
-      </w:pPr>
-      <w:r>
-        <w:rPr>
-          <w:rFonts w:ascii="Times New Roman" w:hAnsi="Times New Roman" w:cs="Times New Roman"/>
-          <w:b/>
-          <w:bCs/>
-        </w:rPr>
-        <w:t>Chapter 2: Literature Review</w:t>
-      </w:r>
-      <w:r>
-        <w:rPr>
-          <w:rFonts w:ascii="Times New Roman" w:hAnsi="Times New Roman" w:cs="Times New Roman"/>
-        </w:rPr>
-        <w:t xml:space="preserve"> </w:t>
+      <w:r>
+        <w:rPr>
+          <w:rFonts w:ascii="Times New Roman" w:hAnsi="Times New Roman" w:cs="Times New Roman"/>
+          <w:b/>
+          <w:bCs/>
+          <w:i/>
+          <w:iCs/>
+        </w:rPr>
+        <w:t>Table 5.2: Test Case Results Matrix (Pass/Fail criteria).</w:t>
       </w:r>
     </w:p>
     <w:p>
       <w:pPr>
         <w:numPr>
           <w:ilvl w:val="0"/>
-          <w:numId w:val="2"/>
-        </w:numPr>
-        <w:rPr>
-          <w:rFonts w:ascii="Times New Roman" w:hAnsi="Times New Roman" w:cs="Times New Roman"/>
-        </w:rPr>
-      </w:pPr>
-      <w:r>
-        <w:rPr>
-          <w:rFonts w:ascii="Times New Roman" w:hAnsi="Times New Roman" w:cs="Times New Roman"/>
-          <w:b/>
-          <w:bCs/>
-        </w:rPr>
-        <w:t>2.1 What is Voting?</w:t>
-      </w:r>
-      <w:r>
-        <w:rPr>
-          <w:rFonts w:ascii="Times New Roman" w:hAnsi="Times New Roman" w:cs="Times New Roman"/>
-        </w:rPr>
-        <w:t xml:space="preserve"> </w:t>
+          <w:numId w:val="14"/>
+        </w:numPr>
+        <w:rPr>
+          <w:rFonts w:ascii="Times New Roman" w:hAnsi="Times New Roman" w:cs="Times New Roman"/>
+          <w:b/>
+          <w:bCs/>
+        </w:rPr>
+      </w:pPr>
+      <w:r>
+        <w:rPr>
+          <w:rFonts w:ascii="Times New Roman" w:hAnsi="Times New Roman" w:cs="Times New Roman"/>
+          <w:b/>
+          <w:bCs/>
+        </w:rPr>
+        <w:t>5.7 Summary</w:t>
+      </w:r>
+    </w:p>
+    <w:p>
+      <w:pPr>
+        <w:rPr>
+          <w:rFonts w:ascii="Times New Roman" w:hAnsi="Times New Roman" w:cs="Times New Roman"/>
+          <w:b/>
+          <w:bCs/>
+        </w:rPr>
+      </w:pPr>
+      <w:r>
+        <w:rPr>
+          <w:rFonts w:ascii="Segoe UI Emoji" w:hAnsi="Segoe UI Emoji" w:cs="Segoe UI Emoji"/>
+          <w:b/>
+          <w:bCs/>
+        </w:rPr>
+        <w:t>🚀</w:t>
+      </w:r>
+      <w:r>
+        <w:rPr>
+          <w:rFonts w:ascii="Times New Roman" w:hAnsi="Times New Roman" w:cs="Times New Roman"/>
+          <w:b/>
+          <w:bCs/>
+        </w:rPr>
+        <w:t xml:space="preserve"> Chapter 6: Comparison Analysis &amp; Conclusion</w:t>
       </w:r>
     </w:p>
     <w:p>
       <w:pPr>
         <w:numPr>
           <w:ilvl w:val="0"/>
-          <w:numId w:val="2"/>
-        </w:numPr>
-        <w:rPr>
-          <w:rFonts w:ascii="Times New Roman" w:hAnsi="Times New Roman" w:cs="Times New Roman"/>
-        </w:rPr>
-      </w:pPr>
-      <w:r>
-        <w:rPr>
-          <w:rFonts w:ascii="Times New Roman" w:hAnsi="Times New Roman" w:cs="Times New Roman"/>
-          <w:b/>
-          <w:bCs/>
-        </w:rPr>
-        <w:t>2.2 Types of Voting</w:t>
-      </w:r>
-      <w:r>
-        <w:rPr>
-          <w:rFonts w:ascii="Times New Roman" w:hAnsi="Times New Roman" w:cs="Times New Roman"/>
-        </w:rPr>
-        <w:t xml:space="preserve"> </w:t>
+          <w:numId w:val="15"/>
+        </w:numPr>
+        <w:rPr>
+          <w:rFonts w:ascii="Times New Roman" w:hAnsi="Times New Roman" w:cs="Times New Roman"/>
+          <w:b/>
+          <w:bCs/>
+        </w:rPr>
+      </w:pPr>
+      <w:r>
+        <w:rPr>
+          <w:rFonts w:ascii="Times New Roman" w:hAnsi="Times New Roman" w:cs="Times New Roman"/>
+          <w:b/>
+          <w:bCs/>
+        </w:rPr>
+        <w:t xml:space="preserve">6.1 Traditional HR System V/S Online Secured EMS System </w:t>
+      </w:r>
+      <w:r>
+        <w:rPr>
+          <w:rFonts w:ascii="Times New Roman" w:hAnsi="Times New Roman" w:cs="Times New Roman"/>
+          <w:b/>
+          <w:bCs/>
+          <w:i/>
+          <w:iCs/>
+        </w:rPr>
+        <w:t>(Table 6.1: Direct Comparison)</w:t>
       </w:r>
     </w:p>
     <w:p>
       <w:pPr>
         <w:numPr>
           <w:ilvl w:val="0"/>
-          <w:numId w:val="2"/>
-        </w:numPr>
-        <w:rPr>
-          <w:rFonts w:ascii="Times New Roman" w:hAnsi="Times New Roman" w:cs="Times New Roman"/>
-        </w:rPr>
-      </w:pPr>
-      <w:r>
-        <w:rPr>
-          <w:rFonts w:ascii="Times New Roman" w:hAnsi="Times New Roman" w:cs="Times New Roman"/>
-          <w:b/>
-          <w:bCs/>
-        </w:rPr>
-        <w:t>2.3 How Voting Is Conducted?</w:t>
-      </w:r>
-      <w:r>
-        <w:rPr>
-          <w:rFonts w:ascii="Times New Roman" w:hAnsi="Times New Roman" w:cs="Times New Roman"/>
-        </w:rPr>
-        <w:t xml:space="preserve"> </w:t>
+          <w:numId w:val="15"/>
+        </w:numPr>
+        <w:rPr>
+          <w:rFonts w:ascii="Times New Roman" w:hAnsi="Times New Roman" w:cs="Times New Roman"/>
+          <w:b/>
+          <w:bCs/>
+        </w:rPr>
+      </w:pPr>
+      <w:r>
+        <w:rPr>
+          <w:rFonts w:ascii="Segoe UI Emoji" w:hAnsi="Segoe UI Emoji" w:cs="Segoe UI Emoji"/>
+          <w:b/>
+          <w:bCs/>
+        </w:rPr>
+        <w:lastRenderedPageBreak/>
+        <w:t>🌟</w:t>
+      </w:r>
+      <w:r>
+        <w:rPr>
+          <w:rFonts w:ascii="Times New Roman" w:hAnsi="Times New Roman" w:cs="Times New Roman"/>
+          <w:b/>
+          <w:bCs/>
+        </w:rPr>
+        <w:t xml:space="preserve"> [NEW] 6.2 System Limitations * </w:t>
+      </w:r>
+      <w:r>
+        <w:rPr>
+          <w:rFonts w:ascii="Times New Roman" w:hAnsi="Times New Roman" w:cs="Times New Roman"/>
+          <w:b/>
+          <w:bCs/>
+          <w:i/>
+          <w:iCs/>
+        </w:rPr>
+        <w:t>(Evaluators respect students who know their system's limits. E.g., The system currently relies on the browser's Web Crypto API, meaning older, outdated browsers may not support hash generation).</w:t>
       </w:r>
     </w:p>
     <w:p>
       <w:pPr>
         <w:numPr>
           <w:ilvl w:val="0"/>
-          <w:numId w:val="2"/>
-        </w:numPr>
-        <w:rPr>
-          <w:rFonts w:ascii="Times New Roman" w:hAnsi="Times New Roman" w:cs="Times New Roman"/>
-        </w:rPr>
-      </w:pPr>
-      <w:r>
-        <w:rPr>
-          <w:rFonts w:ascii="Times New Roman" w:hAnsi="Times New Roman" w:cs="Times New Roman"/>
-          <w:b/>
-          <w:bCs/>
-        </w:rPr>
-        <w:t>2.4 E-Voting System</w:t>
-      </w:r>
-      <w:r>
-        <w:rPr>
-          <w:rFonts w:ascii="Times New Roman" w:hAnsi="Times New Roman" w:cs="Times New Roman"/>
-        </w:rPr>
-        <w:t xml:space="preserve"> </w:t>
+          <w:numId w:val="15"/>
+        </w:numPr>
+        <w:rPr>
+          <w:rFonts w:ascii="Times New Roman" w:hAnsi="Times New Roman" w:cs="Times New Roman"/>
+          <w:b/>
+          <w:bCs/>
+        </w:rPr>
+      </w:pPr>
+      <w:r>
+        <w:rPr>
+          <w:rFonts w:ascii="Times New Roman" w:hAnsi="Times New Roman" w:cs="Times New Roman"/>
+          <w:b/>
+          <w:bCs/>
+        </w:rPr>
+        <w:t>6.3 Conclusion</w:t>
       </w:r>
     </w:p>
     <w:p>
       <w:pPr>
         <w:numPr>
           <w:ilvl w:val="0"/>
-          <w:numId w:val="2"/>
-        </w:numPr>
-        <w:rPr>
-          <w:rFonts w:ascii="Times New Roman" w:hAnsi="Times New Roman" w:cs="Times New Roman"/>
-        </w:rPr>
-      </w:pPr>
-      <w:r>
-        <w:rPr>
-          <w:rFonts w:ascii="Times New Roman" w:hAnsi="Times New Roman" w:cs="Times New Roman"/>
-          <w:b/>
-          <w:bCs/>
-        </w:rPr>
-        <w:t>2.5 Summary</w:t>
-      </w:r>
-      <w:r>
-        <w:rPr>
-          <w:rFonts w:ascii="Times New Roman" w:hAnsi="Times New Roman" w:cs="Times New Roman"/>
-        </w:rPr>
-        <w:t xml:space="preserve"> </w:t>
-      </w:r>
-    </w:p>
-    <w:p>
-      <w:pPr>
-        <w:rPr>
-          <w:rFonts w:ascii="Times New Roman" w:hAnsi="Times New Roman" w:cs="Times New Roman"/>
-        </w:rPr>
-      </w:pPr>
-      <w:r>
-        <w:rPr>
-          <w:rFonts w:ascii="Times New Roman" w:hAnsi="Times New Roman" w:cs="Times New Roman"/>
-          <w:b/>
-          <w:bCs/>
-        </w:rPr>
-        <w:t>Chapter 3: Electronic Voting System in Current World</w:t>
-      </w:r>
-      <w:r>
-        <w:rPr>
-          <w:rFonts w:ascii="Times New Roman" w:hAnsi="Times New Roman" w:cs="Times New Roman"/>
-        </w:rPr>
-        <w:t xml:space="preserve"> </w:t>
+          <w:numId w:val="15"/>
+        </w:numPr>
+        <w:rPr>
+          <w:rFonts w:ascii="Times New Roman" w:hAnsi="Times New Roman" w:cs="Times New Roman"/>
+          <w:b/>
+          <w:bCs/>
+        </w:rPr>
+      </w:pPr>
+      <w:r>
+        <w:rPr>
+          <w:rFonts w:ascii="Times New Roman" w:hAnsi="Times New Roman" w:cs="Times New Roman"/>
+          <w:b/>
+          <w:bCs/>
+        </w:rPr>
+        <w:t>6.4 Future Scope</w:t>
+      </w:r>
+    </w:p>
+    <w:p>
+      <w:pPr>
+        <w:rPr>
+          <w:rFonts w:ascii="Times New Roman" w:hAnsi="Times New Roman" w:cs="Times New Roman"/>
+          <w:b/>
+          <w:bCs/>
+        </w:rPr>
+      </w:pPr>
+      <w:r>
+        <w:rPr>
+          <w:rFonts w:ascii="Segoe UI Emoji" w:hAnsi="Segoe UI Emoji" w:cs="Segoe UI Emoji"/>
+          <w:b/>
+          <w:bCs/>
+        </w:rPr>
+        <w:t>📚</w:t>
+      </w:r>
+      <w:r>
+        <w:rPr>
+          <w:rFonts w:ascii="Times New Roman" w:hAnsi="Times New Roman" w:cs="Times New Roman"/>
+          <w:b/>
+          <w:bCs/>
+        </w:rPr>
+        <w:t xml:space="preserve"> Back Matter</w:t>
       </w:r>
     </w:p>
     <w:p>
       <w:pPr>
         <w:numPr>
           <w:ilvl w:val="0"/>
-          <w:numId w:val="3"/>
-        </w:numPr>
-        <w:rPr>
-          <w:rFonts w:ascii="Times New Roman" w:hAnsi="Times New Roman" w:cs="Times New Roman"/>
-        </w:rPr>
-      </w:pPr>
-      <w:r>
-        <w:rPr>
-          <w:rFonts w:ascii="Times New Roman" w:hAnsi="Times New Roman" w:cs="Times New Roman"/>
-          <w:b/>
-          <w:bCs/>
-        </w:rPr>
-        <w:t>3.1 Introduction</w:t>
-      </w:r>
-      <w:r>
-        <w:rPr>
-          <w:rFonts w:ascii="Times New Roman" w:hAnsi="Times New Roman" w:cs="Times New Roman"/>
-        </w:rPr>
-        <w:t xml:space="preserve"> </w:t>
+          <w:numId w:val="16"/>
+        </w:numPr>
+        <w:rPr>
+          <w:rFonts w:ascii="Times New Roman" w:hAnsi="Times New Roman" w:cs="Times New Roman"/>
+          <w:b/>
+          <w:bCs/>
+        </w:rPr>
+      </w:pPr>
+      <w:r>
+        <w:rPr>
+          <w:rFonts w:ascii="Segoe UI Emoji" w:hAnsi="Segoe UI Emoji" w:cs="Segoe UI Emoji"/>
+          <w:b/>
+          <w:bCs/>
+        </w:rPr>
+        <w:t>🌟</w:t>
+      </w:r>
+      <w:r>
+        <w:rPr>
+          <w:rFonts w:ascii="Times New Roman" w:hAnsi="Times New Roman" w:cs="Times New Roman"/>
+          <w:b/>
+          <w:bCs/>
+        </w:rPr>
+        <w:t xml:space="preserve"> [NEW] References / Bibliography </w:t>
+      </w:r>
+      <w:r>
+        <w:rPr>
+          <w:rFonts w:ascii="Times New Roman" w:hAnsi="Times New Roman" w:cs="Times New Roman"/>
+          <w:b/>
+          <w:bCs/>
+          <w:i/>
+          <w:iCs/>
+        </w:rPr>
+        <w:t>(Proper IEEE/APA format citing Next.js, Go, and Event Sourcing whitepapers).</w:t>
       </w:r>
     </w:p>
     <w:p>
       <w:pPr>
         <w:numPr>
           <w:ilvl w:val="0"/>
-          <w:numId w:val="3"/>
-        </w:numPr>
-        <w:rPr>
-          <w:rFonts w:ascii="Times New Roman" w:hAnsi="Times New Roman" w:cs="Times New Roman"/>
-        </w:rPr>
-      </w:pPr>
-      <w:r>
-        <w:rPr>
-          <w:rFonts w:ascii="Times New Roman" w:hAnsi="Times New Roman" w:cs="Times New Roman"/>
-          <w:b/>
-          <w:bCs/>
-        </w:rPr>
-        <w:t>3.2 Real Life Example</w:t>
-      </w:r>
-      <w:r>
-        <w:rPr>
-          <w:rFonts w:ascii="Times New Roman" w:hAnsi="Times New Roman" w:cs="Times New Roman"/>
-        </w:rPr>
-        <w:t xml:space="preserve"> </w:t>
-      </w:r>
-    </w:p>
-    <w:p>
-      <w:pPr>
-        <w:numPr>
-          <w:ilvl w:val="0"/>
-          <w:numId w:val="3"/>
-        </w:numPr>
-        <w:rPr>
-          <w:rFonts w:ascii="Times New Roman" w:hAnsi="Times New Roman" w:cs="Times New Roman"/>
-        </w:rPr>
-      </w:pPr>
-      <w:r>
-        <w:rPr>
-          <w:rFonts w:ascii="Times New Roman" w:hAnsi="Times New Roman" w:cs="Times New Roman"/>
-          <w:b/>
-          <w:bCs/>
-        </w:rPr>
-        <w:t>3.3 Analysis</w:t>
-      </w:r>
-      <w:r>
-        <w:rPr>
-          <w:rFonts w:ascii="Times New Roman" w:hAnsi="Times New Roman" w:cs="Times New Roman"/>
-        </w:rPr>
-        <w:t xml:space="preserve"> </w:t>
-      </w:r>
-    </w:p>
-    <w:p>
-      <w:pPr>
-        <w:numPr>
-          <w:ilvl w:val="0"/>
-          <w:numId w:val="3"/>
-        </w:numPr>
-        <w:rPr>
-          <w:rFonts w:ascii="Times New Roman" w:hAnsi="Times New Roman" w:cs="Times New Roman"/>
-        </w:rPr>
-      </w:pPr>
-      <w:r>
-        <w:rPr>
-          <w:rFonts w:ascii="Times New Roman" w:hAnsi="Times New Roman" w:cs="Times New Roman"/>
-          <w:b/>
-          <w:bCs/>
-        </w:rPr>
-        <w:t>3.4 Fact Finding</w:t>
-      </w:r>
-      <w:r>
-        <w:rPr>
-          <w:rFonts w:ascii="Times New Roman" w:hAnsi="Times New Roman" w:cs="Times New Roman"/>
-        </w:rPr>
-        <w:t xml:space="preserve"> </w:t>
-      </w:r>
-    </w:p>
-    <w:p>
-      <w:pPr>
-        <w:numPr>
-          <w:ilvl w:val="0"/>
-          <w:numId w:val="3"/>
-        </w:numPr>
-        <w:rPr>
-          <w:rFonts w:ascii="Times New Roman" w:hAnsi="Times New Roman" w:cs="Times New Roman"/>
-        </w:rPr>
-      </w:pPr>
-      <w:r>
-        <w:rPr>
-          <w:rFonts w:ascii="Times New Roman" w:hAnsi="Times New Roman" w:cs="Times New Roman"/>
-          <w:b/>
-          <w:bCs/>
-        </w:rPr>
-        <w:t>3.5 Attacks on Electronic Voting</w:t>
-      </w:r>
-      <w:r>
-        <w:rPr>
-          <w:rFonts w:ascii="Times New Roman" w:hAnsi="Times New Roman" w:cs="Times New Roman"/>
-        </w:rPr>
-        <w:t xml:space="preserve"> </w:t>
-      </w:r>
-    </w:p>
-    <w:p>
-      <w:pPr>
-        <w:numPr>
-          <w:ilvl w:val="0"/>
-          <w:numId w:val="3"/>
-        </w:numPr>
-        <w:rPr>
-          <w:rFonts w:ascii="Times New Roman" w:hAnsi="Times New Roman" w:cs="Times New Roman"/>
-        </w:rPr>
-      </w:pPr>
-      <w:r>
-        <w:rPr>
-          <w:rFonts w:ascii="Times New Roman" w:hAnsi="Times New Roman" w:cs="Times New Roman"/>
-          <w:b/>
-          <w:bCs/>
-        </w:rPr>
-        <w:t>3.6 Securing Online Voting System</w:t>
-      </w:r>
-      <w:r>
-        <w:rPr>
-          <w:rFonts w:ascii="Times New Roman" w:hAnsi="Times New Roman" w:cs="Times New Roman"/>
-        </w:rPr>
-        <w:t xml:space="preserve"> </w:t>
-      </w:r>
-    </w:p>
-    <w:p>
-      <w:pPr>
-        <w:numPr>
-          <w:ilvl w:val="1"/>
-          <w:numId w:val="3"/>
-        </w:numPr>
-        <w:rPr>
-          <w:rFonts w:ascii="Times New Roman" w:hAnsi="Times New Roman" w:cs="Times New Roman"/>
-        </w:rPr>
-      </w:pPr>
-      <w:r>
-        <w:rPr>
-          <w:rFonts w:ascii="Times New Roman" w:hAnsi="Times New Roman" w:cs="Times New Roman"/>
-          <w:b/>
-          <w:bCs/>
-        </w:rPr>
-        <w:t>3.6.1 Accuracy</w:t>
-      </w:r>
-      <w:r>
-        <w:rPr>
-          <w:rFonts w:ascii="Times New Roman" w:hAnsi="Times New Roman" w:cs="Times New Roman"/>
-        </w:rPr>
-        <w:t xml:space="preserve"> </w:t>
-      </w:r>
-    </w:p>
-    <w:p>
-      <w:pPr>
-        <w:numPr>
-          <w:ilvl w:val="1"/>
-          <w:numId w:val="3"/>
-        </w:numPr>
-        <w:rPr>
-          <w:rFonts w:ascii="Times New Roman" w:hAnsi="Times New Roman" w:cs="Times New Roman"/>
-        </w:rPr>
-      </w:pPr>
-      <w:r>
-        <w:rPr>
-          <w:rFonts w:ascii="Times New Roman" w:hAnsi="Times New Roman" w:cs="Times New Roman"/>
-          <w:b/>
-          <w:bCs/>
-        </w:rPr>
-        <w:t>3.6.2 Verifiability</w:t>
-      </w:r>
-      <w:r>
-        <w:rPr>
-          <w:rFonts w:ascii="Times New Roman" w:hAnsi="Times New Roman" w:cs="Times New Roman"/>
-        </w:rPr>
-        <w:t xml:space="preserve"> </w:t>
-      </w:r>
-    </w:p>
-    <w:p>
-      <w:pPr>
-        <w:numPr>
-          <w:ilvl w:val="1"/>
-          <w:numId w:val="3"/>
-        </w:numPr>
-        <w:rPr>
-          <w:rFonts w:ascii="Times New Roman" w:hAnsi="Times New Roman" w:cs="Times New Roman"/>
-        </w:rPr>
-      </w:pPr>
-      <w:r>
-        <w:rPr>
-          <w:rFonts w:ascii="Times New Roman" w:hAnsi="Times New Roman" w:cs="Times New Roman"/>
-          <w:b/>
-          <w:bCs/>
-        </w:rPr>
-        <w:t>3.6.3 Democracy</w:t>
-      </w:r>
-      <w:r>
-        <w:rPr>
-          <w:rFonts w:ascii="Times New Roman" w:hAnsi="Times New Roman" w:cs="Times New Roman"/>
-        </w:rPr>
-        <w:t xml:space="preserve"> </w:t>
-      </w:r>
-    </w:p>
-    <w:p>
-      <w:pPr>
-        <w:numPr>
-          <w:ilvl w:val="1"/>
-          <w:numId w:val="3"/>
-        </w:numPr>
-        <w:rPr>
-          <w:rFonts w:ascii="Times New Roman" w:hAnsi="Times New Roman" w:cs="Times New Roman"/>
-        </w:rPr>
-      </w:pPr>
-      <w:r>
-        <w:rPr>
-          <w:rFonts w:ascii="Times New Roman" w:hAnsi="Times New Roman" w:cs="Times New Roman"/>
-          <w:b/>
-          <w:bCs/>
-        </w:rPr>
-        <w:t>3.6.4 Privacy</w:t>
-      </w:r>
-      <w:r>
-        <w:rPr>
-          <w:rFonts w:ascii="Times New Roman" w:hAnsi="Times New Roman" w:cs="Times New Roman"/>
-        </w:rPr>
-        <w:t xml:space="preserve"> </w:t>
-      </w:r>
-    </w:p>
-    <w:p>
-      <w:pPr>
-        <w:numPr>
-          <w:ilvl w:val="1"/>
-          <w:numId w:val="3"/>
-        </w:numPr>
-        <w:rPr>
-          <w:rFonts w:ascii="Times New Roman" w:hAnsi="Times New Roman" w:cs="Times New Roman"/>
-        </w:rPr>
-      </w:pPr>
-      <w:r>
-        <w:rPr>
-          <w:rFonts w:ascii="Times New Roman" w:hAnsi="Times New Roman" w:cs="Times New Roman"/>
-          <w:b/>
-          <w:bCs/>
-        </w:rPr>
-        <w:t>3.6.5 Convenience</w:t>
-      </w:r>
-      <w:r>
-        <w:rPr>
-          <w:rFonts w:ascii="Times New Roman" w:hAnsi="Times New Roman" w:cs="Times New Roman"/>
-        </w:rPr>
-        <w:t xml:space="preserve"> </w:t>
-      </w:r>
-    </w:p>
-    <w:p>
-      <w:pPr>
-        <w:numPr>
-          <w:ilvl w:val="1"/>
-          <w:numId w:val="3"/>
-        </w:numPr>
-        <w:rPr>
-          <w:rFonts w:ascii="Times New Roman" w:hAnsi="Times New Roman" w:cs="Times New Roman"/>
-        </w:rPr>
-      </w:pPr>
-      <w:r>
-        <w:rPr>
-          <w:rFonts w:ascii="Times New Roman" w:hAnsi="Times New Roman" w:cs="Times New Roman"/>
-          <w:b/>
-          <w:bCs/>
-        </w:rPr>
-        <w:lastRenderedPageBreak/>
-        <w:t>3.6.6 Consistency</w:t>
-      </w:r>
-      <w:r>
-        <w:rPr>
-          <w:rFonts w:ascii="Times New Roman" w:hAnsi="Times New Roman" w:cs="Times New Roman"/>
-        </w:rPr>
-        <w:t xml:space="preserve"> </w:t>
-      </w:r>
-    </w:p>
-    <w:p>
-      <w:pPr>
-        <w:numPr>
-          <w:ilvl w:val="1"/>
-          <w:numId w:val="3"/>
-        </w:numPr>
-        <w:rPr>
-          <w:rFonts w:ascii="Times New Roman" w:hAnsi="Times New Roman" w:cs="Times New Roman"/>
-        </w:rPr>
-      </w:pPr>
-      <w:r>
-        <w:rPr>
-          <w:rFonts w:ascii="Times New Roman" w:hAnsi="Times New Roman" w:cs="Times New Roman"/>
-          <w:b/>
-          <w:bCs/>
-        </w:rPr>
-        <w:t>3.6.7 Cryptographic Verification</w:t>
-      </w:r>
-      <w:r>
-        <w:rPr>
-          <w:rFonts w:ascii="Times New Roman" w:hAnsi="Times New Roman" w:cs="Times New Roman"/>
-        </w:rPr>
-        <w:t xml:space="preserve"> </w:t>
-      </w:r>
-    </w:p>
-    <w:p>
-      <w:pPr>
-        <w:numPr>
-          <w:ilvl w:val="0"/>
-          <w:numId w:val="3"/>
-        </w:numPr>
-        <w:rPr>
-          <w:rFonts w:ascii="Times New Roman" w:hAnsi="Times New Roman" w:cs="Times New Roman"/>
-        </w:rPr>
-      </w:pPr>
-      <w:r>
-        <w:rPr>
-          <w:rFonts w:ascii="Times New Roman" w:hAnsi="Times New Roman" w:cs="Times New Roman"/>
-          <w:b/>
-          <w:bCs/>
-        </w:rPr>
-        <w:t>3.7 Security Mechanism Can Be Maintained</w:t>
-      </w:r>
-      <w:r>
-        <w:rPr>
-          <w:rFonts w:ascii="Times New Roman" w:hAnsi="Times New Roman" w:cs="Times New Roman"/>
-        </w:rPr>
-        <w:t xml:space="preserve"> </w:t>
-      </w:r>
-    </w:p>
-    <w:p>
-      <w:pPr>
-        <w:numPr>
-          <w:ilvl w:val="0"/>
-          <w:numId w:val="3"/>
-        </w:numPr>
-        <w:rPr>
-          <w:rFonts w:ascii="Times New Roman" w:hAnsi="Times New Roman" w:cs="Times New Roman"/>
-        </w:rPr>
-      </w:pPr>
-      <w:r>
-        <w:rPr>
-          <w:rFonts w:ascii="Times New Roman" w:hAnsi="Times New Roman" w:cs="Times New Roman"/>
-          <w:b/>
-          <w:bCs/>
-        </w:rPr>
-        <w:t>3.8 How SSL Works on the Internet</w:t>
-      </w:r>
-      <w:r>
-        <w:rPr>
-          <w:rFonts w:ascii="Times New Roman" w:hAnsi="Times New Roman" w:cs="Times New Roman"/>
-        </w:rPr>
-        <w:t xml:space="preserve"> </w:t>
-      </w:r>
-    </w:p>
-    <w:p>
-      <w:pPr>
-        <w:numPr>
-          <w:ilvl w:val="0"/>
-          <w:numId w:val="3"/>
-        </w:numPr>
-        <w:rPr>
-          <w:rFonts w:ascii="Times New Roman" w:hAnsi="Times New Roman" w:cs="Times New Roman"/>
-        </w:rPr>
-      </w:pPr>
-      <w:r>
-        <w:rPr>
-          <w:rFonts w:ascii="Times New Roman" w:hAnsi="Times New Roman" w:cs="Times New Roman"/>
-          <w:b/>
-          <w:bCs/>
-        </w:rPr>
-        <w:t>3.9 Summary</w:t>
-      </w:r>
-      <w:r>
-        <w:rPr>
-          <w:rFonts w:ascii="Times New Roman" w:hAnsi="Times New Roman" w:cs="Times New Roman"/>
-        </w:rPr>
-        <w:t xml:space="preserve"> </w:t>
-      </w:r>
-    </w:p>
-    <w:p>
-      <w:pPr>
-        <w:rPr>
-          <w:rFonts w:ascii="Times New Roman" w:hAnsi="Times New Roman" w:cs="Times New Roman"/>
-        </w:rPr>
-      </w:pPr>
-      <w:r>
-        <w:rPr>
-          <w:rFonts w:ascii="Times New Roman" w:hAnsi="Times New Roman" w:cs="Times New Roman"/>
-          <w:b/>
-          <w:bCs/>
-        </w:rPr>
-        <w:t>Chapter 4: Proposed Online EVM System with Enhanced Security</w:t>
-      </w:r>
-      <w:r>
-        <w:rPr>
-          <w:rFonts w:ascii="Times New Roman" w:hAnsi="Times New Roman" w:cs="Times New Roman"/>
-        </w:rPr>
-        <w:t xml:space="preserve"> </w:t>
-      </w:r>
-    </w:p>
-    <w:p>
-      <w:pPr>
-        <w:numPr>
-          <w:ilvl w:val="0"/>
-          <w:numId w:val="4"/>
-        </w:numPr>
-        <w:rPr>
-          <w:rFonts w:ascii="Times New Roman" w:hAnsi="Times New Roman" w:cs="Times New Roman"/>
-        </w:rPr>
-      </w:pPr>
-      <w:r>
-        <w:rPr>
-          <w:rFonts w:ascii="Times New Roman" w:hAnsi="Times New Roman" w:cs="Times New Roman"/>
-          <w:b/>
-          <w:bCs/>
-        </w:rPr>
-        <w:t>4.1 Introduction</w:t>
-      </w:r>
-      <w:r>
-        <w:rPr>
-          <w:rFonts w:ascii="Times New Roman" w:hAnsi="Times New Roman" w:cs="Times New Roman"/>
-        </w:rPr>
-        <w:t xml:space="preserve"> </w:t>
-      </w:r>
-    </w:p>
-    <w:p>
-      <w:pPr>
-        <w:numPr>
-          <w:ilvl w:val="0"/>
-          <w:numId w:val="4"/>
-        </w:numPr>
-        <w:rPr>
-          <w:rFonts w:ascii="Times New Roman" w:hAnsi="Times New Roman" w:cs="Times New Roman"/>
-        </w:rPr>
-      </w:pPr>
-      <w:r>
-        <w:rPr>
-          <w:rFonts w:ascii="Times New Roman" w:hAnsi="Times New Roman" w:cs="Times New Roman"/>
-          <w:b/>
-          <w:bCs/>
-        </w:rPr>
-        <w:t>4.2 Overview of EVM System</w:t>
-      </w:r>
-      <w:r>
-        <w:rPr>
-          <w:rFonts w:ascii="Times New Roman" w:hAnsi="Times New Roman" w:cs="Times New Roman"/>
-        </w:rPr>
-        <w:t xml:space="preserve"> </w:t>
-      </w:r>
-    </w:p>
-    <w:p>
-      <w:pPr>
-        <w:numPr>
-          <w:ilvl w:val="0"/>
-          <w:numId w:val="4"/>
-        </w:numPr>
-        <w:rPr>
-          <w:rFonts w:ascii="Times New Roman" w:hAnsi="Times New Roman" w:cs="Times New Roman"/>
-        </w:rPr>
-      </w:pPr>
-      <w:r>
-        <w:rPr>
-          <w:rFonts w:ascii="Times New Roman" w:hAnsi="Times New Roman" w:cs="Times New Roman"/>
-          <w:b/>
-          <w:bCs/>
-        </w:rPr>
-        <w:t>4.3 ER Diagram</w:t>
-      </w:r>
-      <w:r>
-        <w:rPr>
-          <w:rFonts w:ascii="Times New Roman" w:hAnsi="Times New Roman" w:cs="Times New Roman"/>
-        </w:rPr>
-        <w:t xml:space="preserve"> </w:t>
-      </w:r>
-    </w:p>
-    <w:p>
-      <w:pPr>
-        <w:numPr>
-          <w:ilvl w:val="0"/>
-          <w:numId w:val="4"/>
-        </w:numPr>
-        <w:rPr>
-          <w:rFonts w:ascii="Times New Roman" w:hAnsi="Times New Roman" w:cs="Times New Roman"/>
-        </w:rPr>
-      </w:pPr>
-      <w:r>
-        <w:rPr>
-          <w:rFonts w:ascii="Times New Roman" w:hAnsi="Times New Roman" w:cs="Times New Roman"/>
-          <w:b/>
-          <w:bCs/>
-        </w:rPr>
-        <w:t>4.4 Context Diagram</w:t>
-      </w:r>
-      <w:r>
-        <w:rPr>
-          <w:rFonts w:ascii="Times New Roman" w:hAnsi="Times New Roman" w:cs="Times New Roman"/>
-        </w:rPr>
-        <w:t xml:space="preserve"> </w:t>
-      </w:r>
-    </w:p>
-    <w:p>
-      <w:pPr>
-        <w:numPr>
-          <w:ilvl w:val="0"/>
-          <w:numId w:val="4"/>
-        </w:numPr>
-        <w:rPr>
-          <w:rFonts w:ascii="Times New Roman" w:hAnsi="Times New Roman" w:cs="Times New Roman"/>
-        </w:rPr>
-      </w:pPr>
-      <w:r>
-        <w:rPr>
-          <w:rFonts w:ascii="Times New Roman" w:hAnsi="Times New Roman" w:cs="Times New Roman"/>
-          <w:b/>
-          <w:bCs/>
-        </w:rPr>
-        <w:t>4.5 Data Flow Diagram</w:t>
-      </w:r>
-      <w:r>
-        <w:rPr>
-          <w:rFonts w:ascii="Times New Roman" w:hAnsi="Times New Roman" w:cs="Times New Roman"/>
-        </w:rPr>
-        <w:t xml:space="preserve"> </w:t>
-      </w:r>
-    </w:p>
-    <w:p>
-      <w:pPr>
-        <w:numPr>
-          <w:ilvl w:val="0"/>
-          <w:numId w:val="4"/>
-        </w:numPr>
-        <w:rPr>
-          <w:rFonts w:ascii="Times New Roman" w:hAnsi="Times New Roman" w:cs="Times New Roman"/>
-        </w:rPr>
-      </w:pPr>
-      <w:r>
-        <w:rPr>
-          <w:rFonts w:ascii="Times New Roman" w:hAnsi="Times New Roman" w:cs="Times New Roman"/>
-          <w:b/>
-          <w:bCs/>
-        </w:rPr>
-        <w:t>4.6 Flow Chart</w:t>
-      </w:r>
-      <w:r>
-        <w:rPr>
-          <w:rFonts w:ascii="Times New Roman" w:hAnsi="Times New Roman" w:cs="Times New Roman"/>
-        </w:rPr>
-        <w:t xml:space="preserve"> </w:t>
-      </w:r>
-    </w:p>
-    <w:p>
-      <w:pPr>
-        <w:numPr>
-          <w:ilvl w:val="0"/>
-          <w:numId w:val="4"/>
-        </w:numPr>
-        <w:rPr>
-          <w:rFonts w:ascii="Times New Roman" w:hAnsi="Times New Roman" w:cs="Times New Roman"/>
-        </w:rPr>
-      </w:pPr>
-      <w:r>
-        <w:rPr>
-          <w:rFonts w:ascii="Times New Roman" w:hAnsi="Times New Roman" w:cs="Times New Roman"/>
-          <w:b/>
-          <w:bCs/>
-        </w:rPr>
-        <w:t>4.7 Algorithm</w:t>
-      </w:r>
-      <w:r>
-        <w:rPr>
-          <w:rFonts w:ascii="Times New Roman" w:hAnsi="Times New Roman" w:cs="Times New Roman"/>
-        </w:rPr>
-        <w:t xml:space="preserve"> </w:t>
-      </w:r>
-    </w:p>
-    <w:p>
-      <w:pPr>
-        <w:numPr>
-          <w:ilvl w:val="1"/>
-          <w:numId w:val="4"/>
-        </w:numPr>
-        <w:rPr>
-          <w:rFonts w:ascii="Times New Roman" w:hAnsi="Times New Roman" w:cs="Times New Roman"/>
-        </w:rPr>
-      </w:pPr>
-      <w:r>
-        <w:rPr>
-          <w:rFonts w:ascii="Times New Roman" w:hAnsi="Times New Roman" w:cs="Times New Roman"/>
-          <w:b/>
-          <w:bCs/>
-        </w:rPr>
-        <w:t>4.7.1 Operation</w:t>
-      </w:r>
-      <w:r>
-        <w:rPr>
-          <w:rFonts w:ascii="Times New Roman" w:hAnsi="Times New Roman" w:cs="Times New Roman"/>
-        </w:rPr>
-        <w:t xml:space="preserve"> </w:t>
-      </w:r>
-    </w:p>
-    <w:p>
-      <w:pPr>
-        <w:numPr>
-          <w:ilvl w:val="1"/>
-          <w:numId w:val="4"/>
-        </w:numPr>
-        <w:rPr>
-          <w:rFonts w:ascii="Times New Roman" w:hAnsi="Times New Roman" w:cs="Times New Roman"/>
-        </w:rPr>
-      </w:pPr>
-      <w:r>
-        <w:rPr>
-          <w:rFonts w:ascii="Times New Roman" w:hAnsi="Times New Roman" w:cs="Times New Roman"/>
-          <w:b/>
-          <w:bCs/>
-        </w:rPr>
-        <w:t>4.7.2 Encrypting messages</w:t>
-      </w:r>
-      <w:r>
-        <w:rPr>
-          <w:rFonts w:ascii="Times New Roman" w:hAnsi="Times New Roman" w:cs="Times New Roman"/>
-        </w:rPr>
-        <w:t xml:space="preserve"> </w:t>
-      </w:r>
-    </w:p>
-    <w:p>
-      <w:pPr>
-        <w:numPr>
-          <w:ilvl w:val="1"/>
-          <w:numId w:val="4"/>
-        </w:numPr>
-        <w:rPr>
-          <w:rFonts w:ascii="Times New Roman" w:hAnsi="Times New Roman" w:cs="Times New Roman"/>
-        </w:rPr>
-      </w:pPr>
-      <w:r>
-        <w:rPr>
-          <w:rFonts w:ascii="Times New Roman" w:hAnsi="Times New Roman" w:cs="Times New Roman"/>
-          <w:b/>
-          <w:bCs/>
-        </w:rPr>
-        <w:t>4.7.3 Decrypting messages</w:t>
-      </w:r>
-      <w:r>
-        <w:rPr>
-          <w:rFonts w:ascii="Times New Roman" w:hAnsi="Times New Roman" w:cs="Times New Roman"/>
-        </w:rPr>
-        <w:t xml:space="preserve"> </w:t>
-      </w:r>
-    </w:p>
-    <w:p>
-      <w:pPr>
-        <w:numPr>
-          <w:ilvl w:val="1"/>
-          <w:numId w:val="4"/>
-        </w:numPr>
-        <w:rPr>
-          <w:rFonts w:ascii="Times New Roman" w:hAnsi="Times New Roman" w:cs="Times New Roman"/>
-        </w:rPr>
-      </w:pPr>
-      <w:r>
-        <w:rPr>
-          <w:rFonts w:ascii="Times New Roman" w:hAnsi="Times New Roman" w:cs="Times New Roman"/>
-          <w:b/>
-          <w:bCs/>
-        </w:rPr>
-        <w:t>4.7.4 Example and implementation</w:t>
-      </w:r>
-      <w:r>
-        <w:rPr>
-          <w:rFonts w:ascii="Times New Roman" w:hAnsi="Times New Roman" w:cs="Times New Roman"/>
-        </w:rPr>
-        <w:t xml:space="preserve"> </w:t>
-      </w:r>
-    </w:p>
-    <w:p>
-      <w:pPr>
-        <w:numPr>
-          <w:ilvl w:val="0"/>
-          <w:numId w:val="4"/>
-        </w:numPr>
-        <w:rPr>
-          <w:rFonts w:ascii="Times New Roman" w:hAnsi="Times New Roman" w:cs="Times New Roman"/>
-        </w:rPr>
-      </w:pPr>
-      <w:r>
-        <w:rPr>
-          <w:rFonts w:ascii="Times New Roman" w:hAnsi="Times New Roman" w:cs="Times New Roman"/>
-          <w:b/>
-          <w:bCs/>
-        </w:rPr>
-        <w:t>4.8 Summery</w:t>
-      </w:r>
-      <w:r>
-        <w:rPr>
-          <w:rFonts w:ascii="Times New Roman" w:hAnsi="Times New Roman" w:cs="Times New Roman"/>
-        </w:rPr>
-        <w:t xml:space="preserve"> </w:t>
-      </w:r>
-    </w:p>
-    <w:p>
-      <w:pPr>
-        <w:rPr>
-          <w:rFonts w:ascii="Times New Roman" w:hAnsi="Times New Roman" w:cs="Times New Roman"/>
-        </w:rPr>
-      </w:pPr>
-      <w:r>
-        <w:rPr>
-          <w:rFonts w:ascii="Times New Roman" w:hAnsi="Times New Roman" w:cs="Times New Roman"/>
-          <w:b/>
-          <w:bCs/>
-        </w:rPr>
-        <w:t>Chapter 5: Implementation</w:t>
-      </w:r>
-      <w:r>
-        <w:rPr>
-          <w:rFonts w:ascii="Times New Roman" w:hAnsi="Times New Roman" w:cs="Times New Roman"/>
-        </w:rPr>
-        <w:t xml:space="preserve"> </w:t>
-      </w:r>
-    </w:p>
-    <w:p>
-      <w:pPr>
-        <w:numPr>
-          <w:ilvl w:val="0"/>
-          <w:numId w:val="5"/>
-        </w:numPr>
-        <w:rPr>
-          <w:rFonts w:ascii="Times New Roman" w:hAnsi="Times New Roman" w:cs="Times New Roman"/>
-        </w:rPr>
-      </w:pPr>
-      <w:r>
-        <w:rPr>
-          <w:rFonts w:ascii="Times New Roman" w:hAnsi="Times New Roman" w:cs="Times New Roman"/>
-          <w:b/>
-          <w:bCs/>
-        </w:rPr>
-        <w:t>5.1 Platform Overview</w:t>
-      </w:r>
-      <w:r>
-        <w:rPr>
-          <w:rFonts w:ascii="Times New Roman" w:hAnsi="Times New Roman" w:cs="Times New Roman"/>
-        </w:rPr>
-        <w:t xml:space="preserve"> </w:t>
-      </w:r>
-    </w:p>
-    <w:p>
-      <w:pPr>
-        <w:numPr>
-          <w:ilvl w:val="0"/>
-          <w:numId w:val="5"/>
-        </w:numPr>
-        <w:rPr>
-          <w:rFonts w:ascii="Times New Roman" w:hAnsi="Times New Roman" w:cs="Times New Roman"/>
-        </w:rPr>
-      </w:pPr>
-      <w:r>
-        <w:rPr>
-          <w:rFonts w:ascii="Times New Roman" w:hAnsi="Times New Roman" w:cs="Times New Roman"/>
-          <w:b/>
-          <w:bCs/>
-        </w:rPr>
-        <w:t>5.2 System Requirement</w:t>
-      </w:r>
-      <w:r>
-        <w:rPr>
-          <w:rFonts w:ascii="Times New Roman" w:hAnsi="Times New Roman" w:cs="Times New Roman"/>
-        </w:rPr>
-        <w:t xml:space="preserve"> </w:t>
-      </w:r>
-    </w:p>
-    <w:p>
-      <w:pPr>
-        <w:numPr>
-          <w:ilvl w:val="0"/>
-          <w:numId w:val="5"/>
-        </w:numPr>
-        <w:rPr>
-          <w:rFonts w:ascii="Times New Roman" w:hAnsi="Times New Roman" w:cs="Times New Roman"/>
-        </w:rPr>
-      </w:pPr>
-      <w:r>
-        <w:rPr>
-          <w:rFonts w:ascii="Times New Roman" w:hAnsi="Times New Roman" w:cs="Times New Roman"/>
-          <w:b/>
-          <w:bCs/>
-        </w:rPr>
-        <w:t>5.3 Overview of Implemented System</w:t>
-      </w:r>
-      <w:r>
-        <w:rPr>
-          <w:rFonts w:ascii="Times New Roman" w:hAnsi="Times New Roman" w:cs="Times New Roman"/>
-        </w:rPr>
-        <w:t xml:space="preserve"> </w:t>
-      </w:r>
-    </w:p>
-    <w:p>
-      <w:pPr>
-        <w:numPr>
-          <w:ilvl w:val="0"/>
-          <w:numId w:val="5"/>
-        </w:numPr>
-        <w:rPr>
-          <w:rFonts w:ascii="Times New Roman" w:hAnsi="Times New Roman" w:cs="Times New Roman"/>
-        </w:rPr>
-      </w:pPr>
-      <w:r>
-        <w:rPr>
-          <w:rFonts w:ascii="Times New Roman" w:hAnsi="Times New Roman" w:cs="Times New Roman"/>
-          <w:b/>
-          <w:bCs/>
-        </w:rPr>
-        <w:t>5.4 Implementation Example</w:t>
-      </w:r>
-      <w:r>
-        <w:rPr>
-          <w:rFonts w:ascii="Times New Roman" w:hAnsi="Times New Roman" w:cs="Times New Roman"/>
-        </w:rPr>
-        <w:t xml:space="preserve"> </w:t>
-      </w:r>
-    </w:p>
-    <w:p>
-      <w:pPr>
-        <w:numPr>
-          <w:ilvl w:val="0"/>
-          <w:numId w:val="5"/>
-        </w:numPr>
-        <w:rPr>
-          <w:rFonts w:ascii="Times New Roman" w:hAnsi="Times New Roman" w:cs="Times New Roman"/>
-        </w:rPr>
-      </w:pPr>
-      <w:r>
-        <w:rPr>
-          <w:rFonts w:ascii="Times New Roman" w:hAnsi="Times New Roman" w:cs="Times New Roman"/>
-          <w:b/>
-          <w:bCs/>
-        </w:rPr>
-        <w:t>5.5 Summary</w:t>
-      </w:r>
-      <w:r>
-        <w:rPr>
-          <w:rFonts w:ascii="Times New Roman" w:hAnsi="Times New Roman" w:cs="Times New Roman"/>
-        </w:rPr>
-        <w:t xml:space="preserve"> </w:t>
-      </w:r>
-    </w:p>
-    <w:p>
-      <w:pPr>
-        <w:rPr>
-          <w:rFonts w:ascii="Times New Roman" w:hAnsi="Times New Roman" w:cs="Times New Roman"/>
-        </w:rPr>
-      </w:pPr>
-      <w:r>
-        <w:rPr>
-          <w:rFonts w:ascii="Times New Roman" w:hAnsi="Times New Roman" w:cs="Times New Roman"/>
-          <w:b/>
-          <w:bCs/>
-        </w:rPr>
-        <w:t>Chapter 6: Comparison Analysis</w:t>
-      </w:r>
-      <w:r>
-        <w:rPr>
-          <w:rFonts w:ascii="Times New Roman" w:hAnsi="Times New Roman" w:cs="Times New Roman"/>
-        </w:rPr>
-        <w:t xml:space="preserve"> </w:t>
-      </w:r>
-    </w:p>
-    <w:p>
-      <w:pPr>
-        <w:numPr>
-          <w:ilvl w:val="0"/>
-          <w:numId w:val="6"/>
-        </w:numPr>
-        <w:rPr>
-          <w:rFonts w:ascii="Times New Roman" w:hAnsi="Times New Roman" w:cs="Times New Roman"/>
-        </w:rPr>
-      </w:pPr>
-      <w:r>
-        <w:rPr>
-          <w:rFonts w:ascii="Times New Roman" w:hAnsi="Times New Roman" w:cs="Times New Roman"/>
-          <w:b/>
-          <w:bCs/>
-        </w:rPr>
-        <w:t>6.1 Traditional Voting System V/S Online Secured Voting System</w:t>
-      </w:r>
-      <w:r>
-        <w:rPr>
-          <w:rFonts w:ascii="Times New Roman" w:hAnsi="Times New Roman" w:cs="Times New Roman"/>
-        </w:rPr>
-        <w:t xml:space="preserve"> </w:t>
-      </w:r>
-    </w:p>
-    <w:p>
-      <w:pPr>
-        <w:numPr>
-          <w:ilvl w:val="1"/>
-          <w:numId w:val="6"/>
-        </w:numPr>
-        <w:rPr>
-          <w:rFonts w:ascii="Times New Roman" w:hAnsi="Times New Roman" w:cs="Times New Roman"/>
-        </w:rPr>
-      </w:pPr>
-      <w:r>
-        <w:rPr>
-          <w:rFonts w:ascii="Times New Roman" w:hAnsi="Times New Roman" w:cs="Times New Roman"/>
-          <w:b/>
-          <w:bCs/>
-        </w:rPr>
-        <w:lastRenderedPageBreak/>
-        <w:t>6.1.1 Table that shows comparison between traditional and Online Secured Voting System.</w:t>
-      </w:r>
-      <w:r>
-        <w:rPr>
-          <w:rFonts w:ascii="Times New Roman" w:hAnsi="Times New Roman" w:cs="Times New Roman"/>
-        </w:rPr>
-        <w:t xml:space="preserve"> </w:t>
-      </w:r>
-    </w:p>
-    <w:p>
-      <w:pPr>
-        <w:numPr>
-          <w:ilvl w:val="0"/>
-          <w:numId w:val="6"/>
-        </w:numPr>
-        <w:rPr>
-          <w:rFonts w:ascii="Times New Roman" w:hAnsi="Times New Roman" w:cs="Times New Roman"/>
-        </w:rPr>
-      </w:pPr>
-      <w:r>
-        <w:rPr>
-          <w:rFonts w:ascii="Times New Roman" w:hAnsi="Times New Roman" w:cs="Times New Roman"/>
-          <w:b/>
-          <w:bCs/>
-        </w:rPr>
-        <w:t>6.2 Summary</w:t>
-      </w:r>
-      <w:r>
-        <w:rPr>
-          <w:rFonts w:ascii="Times New Roman" w:hAnsi="Times New Roman" w:cs="Times New Roman"/>
-        </w:rPr>
-        <w:t xml:space="preserve"> </w:t>
-      </w:r>
-    </w:p>
-    <w:p>
-      <w:pPr>
-        <w:rPr>
-          <w:rFonts w:ascii="Times New Roman" w:hAnsi="Times New Roman" w:cs="Times New Roman"/>
-        </w:rPr>
-      </w:pPr>
-      <w:r>
-        <w:rPr>
-          <w:rFonts w:ascii="Times New Roman" w:hAnsi="Times New Roman" w:cs="Times New Roman"/>
-          <w:b/>
-          <w:bCs/>
-        </w:rPr>
-        <w:t>Chapter 7: Conclusion and Future Work</w:t>
-      </w:r>
-      <w:r>
-        <w:rPr>
-          <w:rFonts w:ascii="Times New Roman" w:hAnsi="Times New Roman" w:cs="Times New Roman"/>
-        </w:rPr>
-        <w:t xml:space="preserve"> </w:t>
-      </w:r>
-    </w:p>
-    <w:p>
-      <w:pPr>
-        <w:numPr>
-          <w:ilvl w:val="0"/>
-          <w:numId w:val="7"/>
-        </w:numPr>
-        <w:rPr>
-          <w:rFonts w:ascii="Times New Roman" w:hAnsi="Times New Roman" w:cs="Times New Roman"/>
-        </w:rPr>
-      </w:pPr>
-      <w:r>
-        <w:rPr>
-          <w:rFonts w:ascii="Times New Roman" w:hAnsi="Times New Roman" w:cs="Times New Roman"/>
-          <w:b/>
-          <w:bCs/>
-        </w:rPr>
-        <w:t>7.1 Conclusion</w:t>
-      </w:r>
-      <w:r>
-        <w:rPr>
-          <w:rFonts w:ascii="Times New Roman" w:hAnsi="Times New Roman" w:cs="Times New Roman"/>
-        </w:rPr>
-        <w:t xml:space="preserve"> </w:t>
-      </w:r>
-    </w:p>
-    <w:p>
-      <w:pPr>
-        <w:numPr>
-          <w:ilvl w:val="0"/>
-          <w:numId w:val="7"/>
-        </w:numPr>
-        <w:rPr>
-          <w:rFonts w:ascii="Times New Roman" w:hAnsi="Times New Roman" w:cs="Times New Roman"/>
-        </w:rPr>
-      </w:pPr>
-      <w:r>
-        <w:rPr>
-          <w:rFonts w:ascii="Times New Roman" w:hAnsi="Times New Roman" w:cs="Times New Roman"/>
-          <w:b/>
-          <w:bCs/>
-        </w:rPr>
-        <w:t>7.2 Future Modification.</w:t>
-      </w:r>
-      <w:r>
-        <w:rPr>
-          <w:rFonts w:ascii="Times New Roman" w:hAnsi="Times New Roman" w:cs="Times New Roman"/>
-        </w:rPr>
-        <w:t xml:space="preserve"> </w:t>
-      </w:r>
-    </w:p>
-    <w:p>
-      <w:pPr>
-        <w:rPr>
-          <w:rFonts w:ascii="Times New Roman" w:hAnsi="Times New Roman" w:cs="Times New Roman"/>
-          <w:b/>
-          <w:bCs/>
-        </w:rPr>
-      </w:pPr>
-      <w:r>
-        <w:rPr>
-          <w:rFonts w:ascii="Times New Roman" w:hAnsi="Times New Roman" w:cs="Times New Roman"/>
-          <w:b/>
-          <w:bCs/>
-        </w:rPr>
-        <w:t>End Matter &amp; Appendices</w:t>
-      </w:r>
-    </w:p>
-    <w:p>
-      <w:pPr>
-        <w:numPr>
-          <w:ilvl w:val="0"/>
-          <w:numId w:val="8"/>
-        </w:numPr>
-        <w:rPr>
-          <w:rFonts w:ascii="Times New Roman" w:hAnsi="Times New Roman" w:cs="Times New Roman"/>
-        </w:rPr>
-      </w:pPr>
-      <w:r>
-        <w:rPr>
-          <w:rFonts w:ascii="Times New Roman" w:hAnsi="Times New Roman" w:cs="Times New Roman"/>
-          <w:b/>
-          <w:bCs/>
-        </w:rPr>
-        <w:t>References</w:t>
-      </w:r>
-      <w:r>
-        <w:rPr>
-          <w:rFonts w:ascii="Times New Roman" w:hAnsi="Times New Roman" w:cs="Times New Roman"/>
-        </w:rPr>
-        <w:t xml:space="preserve"> </w:t>
-      </w:r>
-    </w:p>
-    <w:p>
-      <w:pPr>
-        <w:numPr>
-          <w:ilvl w:val="0"/>
-          <w:numId w:val="8"/>
-        </w:numPr>
-        <w:rPr>
-          <w:rFonts w:ascii="Times New Roman" w:hAnsi="Times New Roman" w:cs="Times New Roman"/>
-        </w:rPr>
-      </w:pPr>
-      <w:r>
-        <w:rPr>
-          <w:rFonts w:ascii="Times New Roman" w:hAnsi="Times New Roman" w:cs="Times New Roman"/>
-          <w:b/>
-          <w:bCs/>
-        </w:rPr>
-        <w:t>Appendix A: Screenshot of Admin Work</w:t>
-      </w:r>
-      <w:r>
-        <w:rPr>
-          <w:rFonts w:ascii="Times New Roman" w:hAnsi="Times New Roman" w:cs="Times New Roman"/>
-        </w:rPr>
-        <w:t xml:space="preserve"> </w:t>
-      </w:r>
-    </w:p>
-    <w:p>
-      <w:pPr>
-        <w:numPr>
-          <w:ilvl w:val="0"/>
-          <w:numId w:val="8"/>
-        </w:numPr>
-        <w:rPr>
-          <w:rFonts w:ascii="Times New Roman" w:hAnsi="Times New Roman" w:cs="Times New Roman"/>
-        </w:rPr>
-      </w:pPr>
-      <w:r>
-        <w:rPr>
-          <w:rFonts w:ascii="Times New Roman" w:hAnsi="Times New Roman" w:cs="Times New Roman"/>
-          <w:b/>
-          <w:bCs/>
-        </w:rPr>
-        <w:t>Appendix B: Screenshot of while a voter is casting a vote.</w:t>
-      </w:r>
-      <w:r>
-        <w:rPr>
-          <w:rFonts w:ascii="Times New Roman" w:hAnsi="Times New Roman" w:cs="Times New Roman"/>
-        </w:rPr>
-        <w:t xml:space="preserve"> </w:t>
+          <w:numId w:val="16"/>
+        </w:numPr>
+        <w:rPr>
+          <w:rFonts w:ascii="Times New Roman" w:hAnsi="Times New Roman" w:cs="Times New Roman"/>
+          <w:b/>
+          <w:bCs/>
+        </w:rPr>
+      </w:pPr>
+      <w:r>
+        <w:rPr>
+          <w:rFonts w:ascii="Segoe UI Emoji" w:hAnsi="Segoe UI Emoji" w:cs="Segoe UI Emoji"/>
+          <w:b/>
+          <w:bCs/>
+        </w:rPr>
+        <w:t>🌟</w:t>
+      </w:r>
+      <w:r>
+        <w:rPr>
+          <w:rFonts w:ascii="Times New Roman" w:hAnsi="Times New Roman" w:cs="Times New Roman"/>
+          <w:b/>
+          <w:bCs/>
+        </w:rPr>
+        <w:t xml:space="preserve"> [NEW] Appendix A: Developer Instructions </w:t>
+      </w:r>
+      <w:r>
+        <w:rPr>
+          <w:rFonts w:ascii="Times New Roman" w:hAnsi="Times New Roman" w:cs="Times New Roman"/>
+          <w:b/>
+          <w:bCs/>
+          <w:i/>
+          <w:iCs/>
+        </w:rPr>
+        <w:t xml:space="preserve">(Brief commands on how to run the </w:t>
+      </w:r>
+      <w:proofErr w:type="spellStart"/>
+      <w:r>
+        <w:rPr>
+          <w:rFonts w:ascii="Times New Roman" w:hAnsi="Times New Roman" w:cs="Times New Roman"/>
+          <w:b/>
+          <w:bCs/>
+          <w:i/>
+          <w:iCs/>
+        </w:rPr>
+        <w:t>monorepo</w:t>
+      </w:r>
+      <w:proofErr w:type="spellEnd"/>
+      <w:r>
+        <w:rPr>
+          <w:rFonts w:ascii="Times New Roman" w:hAnsi="Times New Roman" w:cs="Times New Roman"/>
+          <w:b/>
+          <w:bCs/>
+          <w:i/>
+          <w:iCs/>
+        </w:rPr>
+        <w:t xml:space="preserve"> locally, e.g., </w:t>
+      </w:r>
+      <w:proofErr w:type="spellStart"/>
+      <w:r>
+        <w:rPr>
+          <w:rFonts w:ascii="Times New Roman" w:hAnsi="Times New Roman" w:cs="Times New Roman"/>
+          <w:b/>
+          <w:bCs/>
+          <w:i/>
+          <w:iCs/>
+        </w:rPr>
+        <w:t>npm</w:t>
+      </w:r>
+      <w:proofErr w:type="spellEnd"/>
+      <w:r>
+        <w:rPr>
+          <w:rFonts w:ascii="Times New Roman" w:hAnsi="Times New Roman" w:cs="Times New Roman"/>
+          <w:b/>
+          <w:bCs/>
+          <w:i/>
+          <w:iCs/>
+        </w:rPr>
+        <w:t xml:space="preserve"> run dev).</w:t>
       </w:r>
     </w:p>
     <w:p>
@@ -1509,6 +2231,304 @@
 <file path=word/numbering.xml><?xml version="1.0" encoding="utf-8"?>
 <w:numbering xmlns:wpc="http://schemas.microsoft.com/office/word/2010/wordprocessingCanvas" xmlns:cx="http://schemas.microsoft.com/office/drawing/2014/chartex" xmlns:cx1="http://schemas.microsoft.com/office/drawing/2015/9/8/chartex" xmlns:cx2="http://schemas.microsoft.com/office/drawing/2015/10/21/chartex" xmlns:cx3="http://schemas.microsoft.com/office/drawing/2016/5/9/chartex" xmlns:cx4="http://schemas.microsoft.com/office/drawing/2016/5/10/chartex" xmlns:cx5="http://schemas.microsoft.com/office/drawing/2016/5/11/chartex" xmlns:cx6="http://schemas.microsoft.com/office/drawing/2016/5/12/chartex" xmlns:cx7="http://schemas.microsoft.com/office/drawing/2016/5/13/chartex" xmlns:cx8="http://schemas.microsoft.com/office/drawing/2016/5/14/chartex" xmlns:mc="http://schemas.openxmlformats.org/markup-compatibility/2006" xmlns:aink="http://schemas.microsoft.com/office/drawing/2016/ink" xmlns:am3d="http://schemas.microsoft.com/office/drawing/2017/model3d" xmlns:o="urn:schemas-microsoft-com:office:office" xmlns:oel="http://schemas.microsoft.com/office/2019/extlst" xmlns:r="http://schemas.openxmlformats.org/officeDocument/2006/relationships" xmlns:m="http://schemas.openxmlformats.org/officeDocument/2006/math" xmlns:v="urn:schemas-microsoft-com:vml" xmlns:wp14="http://schemas.microsoft.com/office/word/2010/wordprocessingDrawing" xmlns:wp="http://schemas.openxmlformats.org/drawingml/2006/wordprocessingDrawing" xmlns:w10="urn:schemas-microsoft-com:office:word" xmlns:w="http://schemas.openxmlformats.org/wordprocessingml/2006/main" xmlns:w14="http://schemas.microsoft.com/office/word/2010/wordml" xmlns:w15="http://schemas.microsoft.com/office/word/2012/wordml" xmlns:w16cex="http://schemas.microsoft.com/office/word/2018/wordml/cex" xmlns:w16cid="http://schemas.microsoft.com/office/word/2016/wordml/cid" xmlns:w16="http://schemas.microsoft.com/office/word/2018/wordml" xmlns:w16du="http://schemas.microsoft.com/office/word/2023/wordml/word16du" xmlns:w16sdtdh="http://schemas.microsoft.com/office/word/2020/wordml/sdtdatahash" xmlns:w16sdtfl="http://schemas.microsoft.com/office/word/2024/wordml/sdtformatlock" xmlns:w16se="http://schemas.microsoft.com/office/word/2015/wordml/symex" xmlns:wpg="http://schemas.microsoft.com/office/word/2010/wordprocessingGroup" xmlns:wpi="http://schemas.microsoft.com/office/word/2010/wordprocessingInk" xmlns:wne="http://schemas.microsoft.com/office/word/2006/wordml" xmlns:wps="http://schemas.microsoft.com/office/word/2010/wordprocessingShape" mc:Ignorable="w14 w15 w16se w16cid w16 w16cex w16sdtdh w16sdtfl w16du wp14">
   <w:abstractNum w:abstractNumId="0" w15:restartNumberingAfterBreak="0">
+    <w:nsid w:val="05FD6AEF"/>
+    <w:multiLevelType w:val="multilevel"/>
+    <w:tmpl w:val="5594A504"/>
+    <w:lvl w:ilvl="0">
+      <w:start w:val="1"/>
+      <w:numFmt w:val="bullet"/>
+      <w:lvlText w:val=""/>
+      <w:lvlJc w:val="left"/>
+      <w:pPr>
+        <w:tabs>
+          <w:tab w:val="num" w:pos="720"/>
+        </w:tabs>
+        <w:ind w:left="720" w:hanging="360"/>
+      </w:pPr>
+      <w:rPr>
+        <w:rFonts w:ascii="Symbol" w:hAnsi="Symbol" w:hint="default"/>
+        <w:sz w:val="20"/>
+      </w:rPr>
+    </w:lvl>
+    <w:lvl w:ilvl="1">
+      <w:start w:val="1"/>
+      <w:numFmt w:val="bullet"/>
+      <w:lvlText w:val="o"/>
+      <w:lvlJc w:val="left"/>
+      <w:pPr>
+        <w:tabs>
+          <w:tab w:val="num" w:pos="1440"/>
+        </w:tabs>
+        <w:ind w:left="1440" w:hanging="360"/>
+      </w:pPr>
+      <w:rPr>
+        <w:rFonts w:ascii="Courier New" w:hAnsi="Courier New" w:hint="default"/>
+        <w:sz w:val="20"/>
+      </w:rPr>
+    </w:lvl>
+    <w:lvl w:ilvl="2" w:tentative="1">
+      <w:start w:val="1"/>
+      <w:numFmt w:val="bullet"/>
+      <w:lvlText w:val=""/>
+      <w:lvlJc w:val="left"/>
+      <w:pPr>
+        <w:tabs>
+          <w:tab w:val="num" w:pos="2160"/>
+        </w:tabs>
+        <w:ind w:left="2160" w:hanging="360"/>
+      </w:pPr>
+      <w:rPr>
+        <w:rFonts w:ascii="Wingdings" w:hAnsi="Wingdings" w:hint="default"/>
+        <w:sz w:val="20"/>
+      </w:rPr>
+    </w:lvl>
+    <w:lvl w:ilvl="3" w:tentative="1">
+      <w:start w:val="1"/>
+      <w:numFmt w:val="bullet"/>
+      <w:lvlText w:val=""/>
+      <w:lvlJc w:val="left"/>
+      <w:pPr>
+        <w:tabs>
+          <w:tab w:val="num" w:pos="2880"/>
+        </w:tabs>
+        <w:ind w:left="2880" w:hanging="360"/>
+      </w:pPr>
+      <w:rPr>
+        <w:rFonts w:ascii="Wingdings" w:hAnsi="Wingdings" w:hint="default"/>
+        <w:sz w:val="20"/>
+      </w:rPr>
+    </w:lvl>
+    <w:lvl w:ilvl="4" w:tentative="1">
+      <w:start w:val="1"/>
+      <w:numFmt w:val="bullet"/>
+      <w:lvlText w:val=""/>
+      <w:lvlJc w:val="left"/>
+      <w:pPr>
+        <w:tabs>
+          <w:tab w:val="num" w:pos="3600"/>
+        </w:tabs>
+        <w:ind w:left="3600" w:hanging="360"/>
+      </w:pPr>
+      <w:rPr>
+        <w:rFonts w:ascii="Wingdings" w:hAnsi="Wingdings" w:hint="default"/>
+        <w:sz w:val="20"/>
+      </w:rPr>
+    </w:lvl>
+    <w:lvl w:ilvl="5" w:tentative="1">
+      <w:start w:val="1"/>
+      <w:numFmt w:val="bullet"/>
+      <w:lvlText w:val=""/>
+      <w:lvlJc w:val="left"/>
+      <w:pPr>
+        <w:tabs>
+          <w:tab w:val="num" w:pos="4320"/>
+        </w:tabs>
+        <w:ind w:left="4320" w:hanging="360"/>
+      </w:pPr>
+      <w:rPr>
+        <w:rFonts w:ascii="Wingdings" w:hAnsi="Wingdings" w:hint="default"/>
+        <w:sz w:val="20"/>
+      </w:rPr>
+    </w:lvl>
+    <w:lvl w:ilvl="6" w:tentative="1">
+      <w:start w:val="1"/>
+      <w:numFmt w:val="bullet"/>
+      <w:lvlText w:val=""/>
+      <w:lvlJc w:val="left"/>
+      <w:pPr>
+        <w:tabs>
+          <w:tab w:val="num" w:pos="5040"/>
+        </w:tabs>
+        <w:ind w:left="5040" w:hanging="360"/>
+      </w:pPr>
+      <w:rPr>
+        <w:rFonts w:ascii="Wingdings" w:hAnsi="Wingdings" w:hint="default"/>
+        <w:sz w:val="20"/>
+      </w:rPr>
+    </w:lvl>
+    <w:lvl w:ilvl="7" w:tentative="1">
+      <w:start w:val="1"/>
+      <w:numFmt w:val="bullet"/>
+      <w:lvlText w:val=""/>
+      <w:lvlJc w:val="left"/>
+      <w:pPr>
+        <w:tabs>
+          <w:tab w:val="num" w:pos="5760"/>
+        </w:tabs>
+        <w:ind w:left="5760" w:hanging="360"/>
+      </w:pPr>
+      <w:rPr>
+        <w:rFonts w:ascii="Wingdings" w:hAnsi="Wingdings" w:hint="default"/>
+        <w:sz w:val="20"/>
+      </w:rPr>
+    </w:lvl>
+    <w:lvl w:ilvl="8" w:tentative="1">
+      <w:start w:val="1"/>
+      <w:numFmt w:val="bullet"/>
+      <w:lvlText w:val=""/>
+      <w:lvlJc w:val="left"/>
+      <w:pPr>
+        <w:tabs>
+          <w:tab w:val="num" w:pos="6480"/>
+        </w:tabs>
+        <w:ind w:left="6480" w:hanging="360"/>
+      </w:pPr>
+      <w:rPr>
+        <w:rFonts w:ascii="Wingdings" w:hAnsi="Wingdings" w:hint="default"/>
+        <w:sz w:val="20"/>
+      </w:rPr>
+    </w:lvl>
+  </w:abstractNum>
+  <w:abstractNum w:abstractNumId="1" w15:restartNumberingAfterBreak="0">
+    <w:nsid w:val="09315341"/>
+    <w:multiLevelType w:val="multilevel"/>
+    <w:tmpl w:val="793ED686"/>
+    <w:lvl w:ilvl="0">
+      <w:start w:val="1"/>
+      <w:numFmt w:val="bullet"/>
+      <w:lvlText w:val=""/>
+      <w:lvlJc w:val="left"/>
+      <w:pPr>
+        <w:tabs>
+          <w:tab w:val="num" w:pos="720"/>
+        </w:tabs>
+        <w:ind w:left="720" w:hanging="360"/>
+      </w:pPr>
+      <w:rPr>
+        <w:rFonts w:ascii="Symbol" w:hAnsi="Symbol" w:hint="default"/>
+        <w:sz w:val="20"/>
+      </w:rPr>
+    </w:lvl>
+    <w:lvl w:ilvl="1" w:tentative="1">
+      <w:start w:val="1"/>
+      <w:numFmt w:val="bullet"/>
+      <w:lvlText w:val="o"/>
+      <w:lvlJc w:val="left"/>
+      <w:pPr>
+        <w:tabs>
+          <w:tab w:val="num" w:pos="1440"/>
+        </w:tabs>
+        <w:ind w:left="1440" w:hanging="360"/>
+      </w:pPr>
+      <w:rPr>
+        <w:rFonts w:ascii="Courier New" w:hAnsi="Courier New" w:hint="default"/>
+        <w:sz w:val="20"/>
+      </w:rPr>
+    </w:lvl>
+    <w:lvl w:ilvl="2" w:tentative="1">
+      <w:start w:val="1"/>
+      <w:numFmt w:val="bullet"/>
+      <w:lvlText w:val=""/>
+      <w:lvlJc w:val="left"/>
+      <w:pPr>
+        <w:tabs>
+          <w:tab w:val="num" w:pos="2160"/>
+        </w:tabs>
+        <w:ind w:left="2160" w:hanging="360"/>
+      </w:pPr>
+      <w:rPr>
+        <w:rFonts w:ascii="Wingdings" w:hAnsi="Wingdings" w:hint="default"/>
+        <w:sz w:val="20"/>
+      </w:rPr>
+    </w:lvl>
+    <w:lvl w:ilvl="3" w:tentative="1">
+      <w:start w:val="1"/>
+      <w:numFmt w:val="bullet"/>
+      <w:lvlText w:val=""/>
+      <w:lvlJc w:val="left"/>
+      <w:pPr>
+        <w:tabs>
+          <w:tab w:val="num" w:pos="2880"/>
+        </w:tabs>
+        <w:ind w:left="2880" w:hanging="360"/>
+      </w:pPr>
+      <w:rPr>
+        <w:rFonts w:ascii="Wingdings" w:hAnsi="Wingdings" w:hint="default"/>
+        <w:sz w:val="20"/>
+      </w:rPr>
+    </w:lvl>
+    <w:lvl w:ilvl="4" w:tentative="1">
+      <w:start w:val="1"/>
+      <w:numFmt w:val="bullet"/>
+      <w:lvlText w:val=""/>
+      <w:lvlJc w:val="left"/>
+      <w:pPr>
+        <w:tabs>
+          <w:tab w:val="num" w:pos="3600"/>
+        </w:tabs>
+        <w:ind w:left="3600" w:hanging="360"/>
+      </w:pPr>
+      <w:rPr>
+        <w:rFonts w:ascii="Wingdings" w:hAnsi="Wingdings" w:hint="default"/>
+        <w:sz w:val="20"/>
+      </w:rPr>
+    </w:lvl>
+    <w:lvl w:ilvl="5" w:tentative="1">
+      <w:start w:val="1"/>
+      <w:numFmt w:val="bullet"/>
+      <w:lvlText w:val=""/>
+      <w:lvlJc w:val="left"/>
+      <w:pPr>
+        <w:tabs>
+          <w:tab w:val="num" w:pos="4320"/>
+        </w:tabs>
+        <w:ind w:left="4320" w:hanging="360"/>
+      </w:pPr>
+      <w:rPr>
+        <w:rFonts w:ascii="Wingdings" w:hAnsi="Wingdings" w:hint="default"/>
+        <w:sz w:val="20"/>
+      </w:rPr>
+    </w:lvl>
+    <w:lvl w:ilvl="6" w:tentative="1">
+      <w:start w:val="1"/>
+      <w:numFmt w:val="bullet"/>
+      <w:lvlText w:val=""/>
+      <w:lvlJc w:val="left"/>
+      <w:pPr>
+        <w:tabs>
+          <w:tab w:val="num" w:pos="5040"/>
+        </w:tabs>
+        <w:ind w:left="5040" w:hanging="360"/>
+      </w:pPr>
+      <w:rPr>
+        <w:rFonts w:ascii="Wingdings" w:hAnsi="Wingdings" w:hint="default"/>
+        <w:sz w:val="20"/>
+      </w:rPr>
+    </w:lvl>
+    <w:lvl w:ilvl="7" w:tentative="1">
+      <w:start w:val="1"/>
+      <w:numFmt w:val="bullet"/>
+      <w:lvlText w:val=""/>
+      <w:lvlJc w:val="left"/>
+      <w:pPr>
+        <w:tabs>
+          <w:tab w:val="num" w:pos="5760"/>
+        </w:tabs>
+        <w:ind w:left="5760" w:hanging="360"/>
+      </w:pPr>
+      <w:rPr>
+        <w:rFonts w:ascii="Wingdings" w:hAnsi="Wingdings" w:hint="default"/>
+        <w:sz w:val="20"/>
+      </w:rPr>
+    </w:lvl>
+    <w:lvl w:ilvl="8" w:tentative="1">
+      <w:start w:val="1"/>
+      <w:numFmt w:val="bullet"/>
+      <w:lvlText w:val=""/>
+      <w:lvlJc w:val="left"/>
+      <w:pPr>
+        <w:tabs>
+          <w:tab w:val="num" w:pos="6480"/>
+        </w:tabs>
+        <w:ind w:left="6480" w:hanging="360"/>
+      </w:pPr>
+      <w:rPr>
+        <w:rFonts w:ascii="Wingdings" w:hAnsi="Wingdings" w:hint="default"/>
+        <w:sz w:val="20"/>
+      </w:rPr>
+    </w:lvl>
+  </w:abstractNum>
+  <w:abstractNum w:abstractNumId="2" w15:restartNumberingAfterBreak="0">
     <w:nsid w:val="1AF020A1"/>
     <w:multiLevelType w:val="multilevel"/>
     <w:tmpl w:val="CCFED270"/>
@@ -1657,7 +2677,156 @@
       </w:rPr>
     </w:lvl>
   </w:abstractNum>
-  <w:abstractNum w:abstractNumId="1" w15:restartNumberingAfterBreak="0">
+  <w:abstractNum w:abstractNumId="3" w15:restartNumberingAfterBreak="0">
+    <w:nsid w:val="1BE605E4"/>
+    <w:multiLevelType w:val="multilevel"/>
+    <w:tmpl w:val="656683D2"/>
+    <w:lvl w:ilvl="0">
+      <w:start w:val="1"/>
+      <w:numFmt w:val="bullet"/>
+      <w:lvlText w:val=""/>
+      <w:lvlJc w:val="left"/>
+      <w:pPr>
+        <w:tabs>
+          <w:tab w:val="num" w:pos="720"/>
+        </w:tabs>
+        <w:ind w:left="720" w:hanging="360"/>
+      </w:pPr>
+      <w:rPr>
+        <w:rFonts w:ascii="Symbol" w:hAnsi="Symbol" w:hint="default"/>
+        <w:sz w:val="20"/>
+      </w:rPr>
+    </w:lvl>
+    <w:lvl w:ilvl="1">
+      <w:start w:val="1"/>
+      <w:numFmt w:val="bullet"/>
+      <w:lvlText w:val="o"/>
+      <w:lvlJc w:val="left"/>
+      <w:pPr>
+        <w:tabs>
+          <w:tab w:val="num" w:pos="1440"/>
+        </w:tabs>
+        <w:ind w:left="1440" w:hanging="360"/>
+      </w:pPr>
+      <w:rPr>
+        <w:rFonts w:ascii="Courier New" w:hAnsi="Courier New" w:hint="default"/>
+        <w:sz w:val="20"/>
+      </w:rPr>
+    </w:lvl>
+    <w:lvl w:ilvl="2" w:tentative="1">
+      <w:start w:val="1"/>
+      <w:numFmt w:val="bullet"/>
+      <w:lvlText w:val=""/>
+      <w:lvlJc w:val="left"/>
+      <w:pPr>
+        <w:tabs>
+          <w:tab w:val="num" w:pos="2160"/>
+        </w:tabs>
+        <w:ind w:left="2160" w:hanging="360"/>
+      </w:pPr>
+      <w:rPr>
+        <w:rFonts w:ascii="Wingdings" w:hAnsi="Wingdings" w:hint="default"/>
+        <w:sz w:val="20"/>
+      </w:rPr>
+    </w:lvl>
+    <w:lvl w:ilvl="3" w:tentative="1">
+      <w:start w:val="1"/>
+      <w:numFmt w:val="bullet"/>
+      <w:lvlText w:val=""/>
+      <w:lvlJc w:val="left"/>
+      <w:pPr>
+        <w:tabs>
+          <w:tab w:val="num" w:pos="2880"/>
+        </w:tabs>
+        <w:ind w:left="2880" w:hanging="360"/>
+      </w:pPr>
+      <w:rPr>
+        <w:rFonts w:ascii="Wingdings" w:hAnsi="Wingdings" w:hint="default"/>
+        <w:sz w:val="20"/>
+      </w:rPr>
+    </w:lvl>
+    <w:lvl w:ilvl="4" w:tentative="1">
+      <w:start w:val="1"/>
+      <w:numFmt w:val="bullet"/>
+      <w:lvlText w:val=""/>
+      <w:lvlJc w:val="left"/>
+      <w:pPr>
+        <w:tabs>
+          <w:tab w:val="num" w:pos="3600"/>
+        </w:tabs>
+        <w:ind w:left="3600" w:hanging="360"/>
+      </w:pPr>
+      <w:rPr>
+        <w:rFonts w:ascii="Wingdings" w:hAnsi="Wingdings" w:hint="default"/>
+        <w:sz w:val="20"/>
+      </w:rPr>
+    </w:lvl>
+    <w:lvl w:ilvl="5" w:tentative="1">
+      <w:start w:val="1"/>
+      <w:numFmt w:val="bullet"/>
+      <w:lvlText w:val=""/>
+      <w:lvlJc w:val="left"/>
+      <w:pPr>
+        <w:tabs>
+          <w:tab w:val="num" w:pos="4320"/>
+        </w:tabs>
+        <w:ind w:left="4320" w:hanging="360"/>
+      </w:pPr>
+      <w:rPr>
+        <w:rFonts w:ascii="Wingdings" w:hAnsi="Wingdings" w:hint="default"/>
+        <w:sz w:val="20"/>
+      </w:rPr>
+    </w:lvl>
+    <w:lvl w:ilvl="6" w:tentative="1">
+      <w:start w:val="1"/>
+      <w:numFmt w:val="bullet"/>
+      <w:lvlText w:val=""/>
+      <w:lvlJc w:val="left"/>
+      <w:pPr>
+        <w:tabs>
+          <w:tab w:val="num" w:pos="5040"/>
+        </w:tabs>
+        <w:ind w:left="5040" w:hanging="360"/>
+      </w:pPr>
+      <w:rPr>
+        <w:rFonts w:ascii="Wingdings" w:hAnsi="Wingdings" w:hint="default"/>
+        <w:sz w:val="20"/>
+      </w:rPr>
+    </w:lvl>
+    <w:lvl w:ilvl="7" w:tentative="1">
+      <w:start w:val="1"/>
+      <w:numFmt w:val="bullet"/>
+      <w:lvlText w:val=""/>
+      <w:lvlJc w:val="left"/>
+      <w:pPr>
+        <w:tabs>
+          <w:tab w:val="num" w:pos="5760"/>
+        </w:tabs>
+        <w:ind w:left="5760" w:hanging="360"/>
+      </w:pPr>
+      <w:rPr>
+        <w:rFonts w:ascii="Wingdings" w:hAnsi="Wingdings" w:hint="default"/>
+        <w:sz w:val="20"/>
+      </w:rPr>
+    </w:lvl>
+    <w:lvl w:ilvl="8" w:tentative="1">
+      <w:start w:val="1"/>
+      <w:numFmt w:val="bullet"/>
+      <w:lvlText w:val=""/>
+      <w:lvlJc w:val="left"/>
+      <w:pPr>
+        <w:tabs>
+          <w:tab w:val="num" w:pos="6480"/>
+        </w:tabs>
+        <w:ind w:left="6480" w:hanging="360"/>
+      </w:pPr>
+      <w:rPr>
+        <w:rFonts w:ascii="Wingdings" w:hAnsi="Wingdings" w:hint="default"/>
+        <w:sz w:val="20"/>
+      </w:rPr>
+    </w:lvl>
+  </w:abstractNum>
+  <w:abstractNum w:abstractNumId="4" w15:restartNumberingAfterBreak="0">
     <w:nsid w:val="26F52EBE"/>
     <w:multiLevelType w:val="multilevel"/>
     <w:tmpl w:val="EA2E77BA"/>
@@ -1806,7 +2975,7 @@
       </w:rPr>
     </w:lvl>
   </w:abstractNum>
-  <w:abstractNum w:abstractNumId="2" w15:restartNumberingAfterBreak="0">
+  <w:abstractNum w:abstractNumId="5" w15:restartNumberingAfterBreak="0">
     <w:nsid w:val="292E0B40"/>
     <w:multiLevelType w:val="multilevel"/>
     <w:tmpl w:val="939A1CBA"/>
@@ -1955,7 +3124,7 @@
       </w:rPr>
     </w:lvl>
   </w:abstractNum>
-  <w:abstractNum w:abstractNumId="3" w15:restartNumberingAfterBreak="0">
+  <w:abstractNum w:abstractNumId="6" w15:restartNumberingAfterBreak="0">
     <w:nsid w:val="2EDC5D3F"/>
     <w:multiLevelType w:val="multilevel"/>
     <w:tmpl w:val="FCAE5872"/>
@@ -2104,7 +3273,156 @@
       </w:rPr>
     </w:lvl>
   </w:abstractNum>
-  <w:abstractNum w:abstractNumId="4" w15:restartNumberingAfterBreak="0">
+  <w:abstractNum w:abstractNumId="7" w15:restartNumberingAfterBreak="0">
+    <w:nsid w:val="2FF34BDC"/>
+    <w:multiLevelType w:val="multilevel"/>
+    <w:tmpl w:val="F0B04704"/>
+    <w:lvl w:ilvl="0">
+      <w:start w:val="1"/>
+      <w:numFmt w:val="bullet"/>
+      <w:lvlText w:val=""/>
+      <w:lvlJc w:val="left"/>
+      <w:pPr>
+        <w:tabs>
+          <w:tab w:val="num" w:pos="720"/>
+        </w:tabs>
+        <w:ind w:left="720" w:hanging="360"/>
+      </w:pPr>
+      <w:rPr>
+        <w:rFonts w:ascii="Symbol" w:hAnsi="Symbol" w:hint="default"/>
+        <w:sz w:val="20"/>
+      </w:rPr>
+    </w:lvl>
+    <w:lvl w:ilvl="1" w:tentative="1">
+      <w:start w:val="1"/>
+      <w:numFmt w:val="bullet"/>
+      <w:lvlText w:val="o"/>
+      <w:lvlJc w:val="left"/>
+      <w:pPr>
+        <w:tabs>
+          <w:tab w:val="num" w:pos="1440"/>
+        </w:tabs>
+        <w:ind w:left="1440" w:hanging="360"/>
+      </w:pPr>
+      <w:rPr>
+        <w:rFonts w:ascii="Courier New" w:hAnsi="Courier New" w:hint="default"/>
+        <w:sz w:val="20"/>
+      </w:rPr>
+    </w:lvl>
+    <w:lvl w:ilvl="2" w:tentative="1">
+      <w:start w:val="1"/>
+      <w:numFmt w:val="bullet"/>
+      <w:lvlText w:val=""/>
+      <w:lvlJc w:val="left"/>
+      <w:pPr>
+        <w:tabs>
+          <w:tab w:val="num" w:pos="2160"/>
+        </w:tabs>
+        <w:ind w:left="2160" w:hanging="360"/>
+      </w:pPr>
+      <w:rPr>
+        <w:rFonts w:ascii="Wingdings" w:hAnsi="Wingdings" w:hint="default"/>
+        <w:sz w:val="20"/>
+      </w:rPr>
+    </w:lvl>
+    <w:lvl w:ilvl="3" w:tentative="1">
+      <w:start w:val="1"/>
+      <w:numFmt w:val="bullet"/>
+      <w:lvlText w:val=""/>
+      <w:lvlJc w:val="left"/>
+      <w:pPr>
+        <w:tabs>
+          <w:tab w:val="num" w:pos="2880"/>
+        </w:tabs>
+        <w:ind w:left="2880" w:hanging="360"/>
+      </w:pPr>
+      <w:rPr>
+        <w:rFonts w:ascii="Wingdings" w:hAnsi="Wingdings" w:hint="default"/>
+        <w:sz w:val="20"/>
+      </w:rPr>
+    </w:lvl>
+    <w:lvl w:ilvl="4" w:tentative="1">
+      <w:start w:val="1"/>
+      <w:numFmt w:val="bullet"/>
+      <w:lvlText w:val=""/>
+      <w:lvlJc w:val="left"/>
+      <w:pPr>
+        <w:tabs>
+          <w:tab w:val="num" w:pos="3600"/>
+        </w:tabs>
+        <w:ind w:left="3600" w:hanging="360"/>
+      </w:pPr>
+      <w:rPr>
+        <w:rFonts w:ascii="Wingdings" w:hAnsi="Wingdings" w:hint="default"/>
+        <w:sz w:val="20"/>
+      </w:rPr>
+    </w:lvl>
+    <w:lvl w:ilvl="5" w:tentative="1">
+      <w:start w:val="1"/>
+      <w:numFmt w:val="bullet"/>
+      <w:lvlText w:val=""/>
+      <w:lvlJc w:val="left"/>
+      <w:pPr>
+        <w:tabs>
+          <w:tab w:val="num" w:pos="4320"/>
+        </w:tabs>
+        <w:ind w:left="4320" w:hanging="360"/>
+      </w:pPr>
+      <w:rPr>
+        <w:rFonts w:ascii="Wingdings" w:hAnsi="Wingdings" w:hint="default"/>
+        <w:sz w:val="20"/>
+      </w:rPr>
+    </w:lvl>
+    <w:lvl w:ilvl="6" w:tentative="1">
+      <w:start w:val="1"/>
+      <w:numFmt w:val="bullet"/>
+      <w:lvlText w:val=""/>
+      <w:lvlJc w:val="left"/>
+      <w:pPr>
+        <w:tabs>
+          <w:tab w:val="num" w:pos="5040"/>
+        </w:tabs>
+        <w:ind w:left="5040" w:hanging="360"/>
+      </w:pPr>
+      <w:rPr>
+        <w:rFonts w:ascii="Wingdings" w:hAnsi="Wingdings" w:hint="default"/>
+        <w:sz w:val="20"/>
+      </w:rPr>
+    </w:lvl>
+    <w:lvl w:ilvl="7" w:tentative="1">
+      <w:start w:val="1"/>
+      <w:numFmt w:val="bullet"/>
+      <w:lvlText w:val=""/>
+      <w:lvlJc w:val="left"/>
+      <w:pPr>
+        <w:tabs>
+          <w:tab w:val="num" w:pos="5760"/>
+        </w:tabs>
+        <w:ind w:left="5760" w:hanging="360"/>
+      </w:pPr>
+      <w:rPr>
+        <w:rFonts w:ascii="Wingdings" w:hAnsi="Wingdings" w:hint="default"/>
+        <w:sz w:val="20"/>
+      </w:rPr>
+    </w:lvl>
+    <w:lvl w:ilvl="8" w:tentative="1">
+      <w:start w:val="1"/>
+      <w:numFmt w:val="bullet"/>
+      <w:lvlText w:val=""/>
+      <w:lvlJc w:val="left"/>
+      <w:pPr>
+        <w:tabs>
+          <w:tab w:val="num" w:pos="6480"/>
+        </w:tabs>
+        <w:ind w:left="6480" w:hanging="360"/>
+      </w:pPr>
+      <w:rPr>
+        <w:rFonts w:ascii="Wingdings" w:hAnsi="Wingdings" w:hint="default"/>
+        <w:sz w:val="20"/>
+      </w:rPr>
+    </w:lvl>
+  </w:abstractNum>
+  <w:abstractNum w:abstractNumId="8" w15:restartNumberingAfterBreak="0">
     <w:nsid w:val="36255F5B"/>
     <w:multiLevelType w:val="multilevel"/>
     <w:tmpl w:val="C652E3B8"/>
@@ -2253,7 +3571,156 @@
       </w:rPr>
     </w:lvl>
   </w:abstractNum>
-  <w:abstractNum w:abstractNumId="5" w15:restartNumberingAfterBreak="0">
+  <w:abstractNum w:abstractNumId="9" w15:restartNumberingAfterBreak="0">
+    <w:nsid w:val="3E1C070B"/>
+    <w:multiLevelType w:val="multilevel"/>
+    <w:tmpl w:val="A22861AE"/>
+    <w:lvl w:ilvl="0">
+      <w:start w:val="1"/>
+      <w:numFmt w:val="bullet"/>
+      <w:lvlText w:val=""/>
+      <w:lvlJc w:val="left"/>
+      <w:pPr>
+        <w:tabs>
+          <w:tab w:val="num" w:pos="720"/>
+        </w:tabs>
+        <w:ind w:left="720" w:hanging="360"/>
+      </w:pPr>
+      <w:rPr>
+        <w:rFonts w:ascii="Symbol" w:hAnsi="Symbol" w:hint="default"/>
+        <w:sz w:val="20"/>
+      </w:rPr>
+    </w:lvl>
+    <w:lvl w:ilvl="1">
+      <w:start w:val="1"/>
+      <w:numFmt w:val="bullet"/>
+      <w:lvlText w:val="o"/>
+      <w:lvlJc w:val="left"/>
+      <w:pPr>
+        <w:tabs>
+          <w:tab w:val="num" w:pos="1440"/>
+        </w:tabs>
+        <w:ind w:left="1440" w:hanging="360"/>
+      </w:pPr>
+      <w:rPr>
+        <w:rFonts w:ascii="Courier New" w:hAnsi="Courier New" w:hint="default"/>
+        <w:sz w:val="20"/>
+      </w:rPr>
+    </w:lvl>
+    <w:lvl w:ilvl="2" w:tentative="1">
+      <w:start w:val="1"/>
+      <w:numFmt w:val="bullet"/>
+      <w:lvlText w:val=""/>
+      <w:lvlJc w:val="left"/>
+      <w:pPr>
+        <w:tabs>
+          <w:tab w:val="num" w:pos="2160"/>
+        </w:tabs>
+        <w:ind w:left="2160" w:hanging="360"/>
+      </w:pPr>
+      <w:rPr>
+        <w:rFonts w:ascii="Wingdings" w:hAnsi="Wingdings" w:hint="default"/>
+        <w:sz w:val="20"/>
+      </w:rPr>
+    </w:lvl>
+    <w:lvl w:ilvl="3" w:tentative="1">
+      <w:start w:val="1"/>
+      <w:numFmt w:val="bullet"/>
+      <w:lvlText w:val=""/>
+      <w:lvlJc w:val="left"/>
+      <w:pPr>
+        <w:tabs>
+          <w:tab w:val="num" w:pos="2880"/>
+        </w:tabs>
+        <w:ind w:left="2880" w:hanging="360"/>
+      </w:pPr>
+      <w:rPr>
+        <w:rFonts w:ascii="Wingdings" w:hAnsi="Wingdings" w:hint="default"/>
+        <w:sz w:val="20"/>
+      </w:rPr>
+    </w:lvl>
+    <w:lvl w:ilvl="4" w:tentative="1">
+      <w:start w:val="1"/>
+      <w:numFmt w:val="bullet"/>
+      <w:lvlText w:val=""/>
+      <w:lvlJc w:val="left"/>
+      <w:pPr>
+        <w:tabs>
+          <w:tab w:val="num" w:pos="3600"/>
+        </w:tabs>
+        <w:ind w:left="3600" w:hanging="360"/>
+      </w:pPr>
+      <w:rPr>
+        <w:rFonts w:ascii="Wingdings" w:hAnsi="Wingdings" w:hint="default"/>
+        <w:sz w:val="20"/>
+      </w:rPr>
+    </w:lvl>
+    <w:lvl w:ilvl="5" w:tentative="1">
+      <w:start w:val="1"/>
+      <w:numFmt w:val="bullet"/>
+      <w:lvlText w:val=""/>
+      <w:lvlJc w:val="left"/>
+      <w:pPr>
+        <w:tabs>
+          <w:tab w:val="num" w:pos="4320"/>
+        </w:tabs>
+        <w:ind w:left="4320" w:hanging="360"/>
+      </w:pPr>
+      <w:rPr>
+        <w:rFonts w:ascii="Wingdings" w:hAnsi="Wingdings" w:hint="default"/>
+        <w:sz w:val="20"/>
+      </w:rPr>
+    </w:lvl>
+    <w:lvl w:ilvl="6" w:tentative="1">
+      <w:start w:val="1"/>
+      <w:numFmt w:val="bullet"/>
+      <w:lvlText w:val=""/>
+      <w:lvlJc w:val="left"/>
+      <w:pPr>
+        <w:tabs>
+          <w:tab w:val="num" w:pos="5040"/>
+        </w:tabs>
+        <w:ind w:left="5040" w:hanging="360"/>
+      </w:pPr>
+      <w:rPr>
+        <w:rFonts w:ascii="Wingdings" w:hAnsi="Wingdings" w:hint="default"/>
+        <w:sz w:val="20"/>
+      </w:rPr>
+    </w:lvl>
+    <w:lvl w:ilvl="7" w:tentative="1">
+      <w:start w:val="1"/>
+      <w:numFmt w:val="bullet"/>
+      <w:lvlText w:val=""/>
+      <w:lvlJc w:val="left"/>
+      <w:pPr>
+        <w:tabs>
+          <w:tab w:val="num" w:pos="5760"/>
+        </w:tabs>
+        <w:ind w:left="5760" w:hanging="360"/>
+      </w:pPr>
+      <w:rPr>
+        <w:rFonts w:ascii="Wingdings" w:hAnsi="Wingdings" w:hint="default"/>
+        <w:sz w:val="20"/>
+      </w:rPr>
+    </w:lvl>
+    <w:lvl w:ilvl="8" w:tentative="1">
+      <w:start w:val="1"/>
+      <w:numFmt w:val="bullet"/>
+      <w:lvlText w:val=""/>
+      <w:lvlJc w:val="left"/>
+      <w:pPr>
+        <w:tabs>
+          <w:tab w:val="num" w:pos="6480"/>
+        </w:tabs>
+        <w:ind w:left="6480" w:hanging="360"/>
+      </w:pPr>
+      <w:rPr>
+        <w:rFonts w:ascii="Wingdings" w:hAnsi="Wingdings" w:hint="default"/>
+        <w:sz w:val="20"/>
+      </w:rPr>
+    </w:lvl>
+  </w:abstractNum>
+  <w:abstractNum w:abstractNumId="10" w15:restartNumberingAfterBreak="0">
     <w:nsid w:val="514F09C0"/>
     <w:multiLevelType w:val="multilevel"/>
     <w:tmpl w:val="626AE01C"/>
@@ -2402,7 +3869,7 @@
       </w:rPr>
     </w:lvl>
   </w:abstractNum>
-  <w:abstractNum w:abstractNumId="6" w15:restartNumberingAfterBreak="0">
+  <w:abstractNum w:abstractNumId="11" w15:restartNumberingAfterBreak="0">
     <w:nsid w:val="531F0157"/>
     <w:multiLevelType w:val="multilevel"/>
     <w:tmpl w:val="0604238C"/>
@@ -2551,7 +4018,305 @@
       </w:rPr>
     </w:lvl>
   </w:abstractNum>
-  <w:abstractNum w:abstractNumId="7" w15:restartNumberingAfterBreak="0">
+  <w:abstractNum w:abstractNumId="12" w15:restartNumberingAfterBreak="0">
+    <w:nsid w:val="5DDA4F8E"/>
+    <w:multiLevelType w:val="multilevel"/>
+    <w:tmpl w:val="A00C5FD6"/>
+    <w:lvl w:ilvl="0">
+      <w:start w:val="1"/>
+      <w:numFmt w:val="bullet"/>
+      <w:lvlText w:val=""/>
+      <w:lvlJc w:val="left"/>
+      <w:pPr>
+        <w:tabs>
+          <w:tab w:val="num" w:pos="720"/>
+        </w:tabs>
+        <w:ind w:left="720" w:hanging="360"/>
+      </w:pPr>
+      <w:rPr>
+        <w:rFonts w:ascii="Symbol" w:hAnsi="Symbol" w:hint="default"/>
+        <w:sz w:val="20"/>
+      </w:rPr>
+    </w:lvl>
+    <w:lvl w:ilvl="1">
+      <w:start w:val="1"/>
+      <w:numFmt w:val="bullet"/>
+      <w:lvlText w:val="o"/>
+      <w:lvlJc w:val="left"/>
+      <w:pPr>
+        <w:tabs>
+          <w:tab w:val="num" w:pos="1440"/>
+        </w:tabs>
+        <w:ind w:left="1440" w:hanging="360"/>
+      </w:pPr>
+      <w:rPr>
+        <w:rFonts w:ascii="Courier New" w:hAnsi="Courier New" w:hint="default"/>
+        <w:sz w:val="20"/>
+      </w:rPr>
+    </w:lvl>
+    <w:lvl w:ilvl="2" w:tentative="1">
+      <w:start w:val="1"/>
+      <w:numFmt w:val="bullet"/>
+      <w:lvlText w:val=""/>
+      <w:lvlJc w:val="left"/>
+      <w:pPr>
+        <w:tabs>
+          <w:tab w:val="num" w:pos="2160"/>
+        </w:tabs>
+        <w:ind w:left="2160" w:hanging="360"/>
+      </w:pPr>
+      <w:rPr>
+        <w:rFonts w:ascii="Wingdings" w:hAnsi="Wingdings" w:hint="default"/>
+        <w:sz w:val="20"/>
+      </w:rPr>
+    </w:lvl>
+    <w:lvl w:ilvl="3" w:tentative="1">
+      <w:start w:val="1"/>
+      <w:numFmt w:val="bullet"/>
+      <w:lvlText w:val=""/>
+      <w:lvlJc w:val="left"/>
+      <w:pPr>
+        <w:tabs>
+          <w:tab w:val="num" w:pos="2880"/>
+        </w:tabs>
+        <w:ind w:left="2880" w:hanging="360"/>
+      </w:pPr>
+      <w:rPr>
+        <w:rFonts w:ascii="Wingdings" w:hAnsi="Wingdings" w:hint="default"/>
+        <w:sz w:val="20"/>
+      </w:rPr>
+    </w:lvl>
+    <w:lvl w:ilvl="4" w:tentative="1">
+      <w:start w:val="1"/>
+      <w:numFmt w:val="bullet"/>
+      <w:lvlText w:val=""/>
+      <w:lvlJc w:val="left"/>
+      <w:pPr>
+        <w:tabs>
+          <w:tab w:val="num" w:pos="3600"/>
+        </w:tabs>
+        <w:ind w:left="3600" w:hanging="360"/>
+      </w:pPr>
+      <w:rPr>
+        <w:rFonts w:ascii="Wingdings" w:hAnsi="Wingdings" w:hint="default"/>
+        <w:sz w:val="20"/>
+      </w:rPr>
+    </w:lvl>
+    <w:lvl w:ilvl="5" w:tentative="1">
+      <w:start w:val="1"/>
+      <w:numFmt w:val="bullet"/>
+      <w:lvlText w:val=""/>
+      <w:lvlJc w:val="left"/>
+      <w:pPr>
+        <w:tabs>
+          <w:tab w:val="num" w:pos="4320"/>
+        </w:tabs>
+        <w:ind w:left="4320" w:hanging="360"/>
+      </w:pPr>
+      <w:rPr>
+        <w:rFonts w:ascii="Wingdings" w:hAnsi="Wingdings" w:hint="default"/>
+        <w:sz w:val="20"/>
+      </w:rPr>
+    </w:lvl>
+    <w:lvl w:ilvl="6" w:tentative="1">
+      <w:start w:val="1"/>
+      <w:numFmt w:val="bullet"/>
+      <w:lvlText w:val=""/>
+      <w:lvlJc w:val="left"/>
+      <w:pPr>
+        <w:tabs>
+          <w:tab w:val="num" w:pos="5040"/>
+        </w:tabs>
+        <w:ind w:left="5040" w:hanging="360"/>
+      </w:pPr>
+      <w:rPr>
+        <w:rFonts w:ascii="Wingdings" w:hAnsi="Wingdings" w:hint="default"/>
+        <w:sz w:val="20"/>
+      </w:rPr>
+    </w:lvl>
+    <w:lvl w:ilvl="7" w:tentative="1">
+      <w:start w:val="1"/>
+      <w:numFmt w:val="bullet"/>
+      <w:lvlText w:val=""/>
+      <w:lvlJc w:val="left"/>
+      <w:pPr>
+        <w:tabs>
+          <w:tab w:val="num" w:pos="5760"/>
+        </w:tabs>
+        <w:ind w:left="5760" w:hanging="360"/>
+      </w:pPr>
+      <w:rPr>
+        <w:rFonts w:ascii="Wingdings" w:hAnsi="Wingdings" w:hint="default"/>
+        <w:sz w:val="20"/>
+      </w:rPr>
+    </w:lvl>
+    <w:lvl w:ilvl="8" w:tentative="1">
+      <w:start w:val="1"/>
+      <w:numFmt w:val="bullet"/>
+      <w:lvlText w:val=""/>
+      <w:lvlJc w:val="left"/>
+      <w:pPr>
+        <w:tabs>
+          <w:tab w:val="num" w:pos="6480"/>
+        </w:tabs>
+        <w:ind w:left="6480" w:hanging="360"/>
+      </w:pPr>
+      <w:rPr>
+        <w:rFonts w:ascii="Wingdings" w:hAnsi="Wingdings" w:hint="default"/>
+        <w:sz w:val="20"/>
+      </w:rPr>
+    </w:lvl>
+  </w:abstractNum>
+  <w:abstractNum w:abstractNumId="13" w15:restartNumberingAfterBreak="0">
+    <w:nsid w:val="73793177"/>
+    <w:multiLevelType w:val="multilevel"/>
+    <w:tmpl w:val="9E464B92"/>
+    <w:lvl w:ilvl="0">
+      <w:start w:val="1"/>
+      <w:numFmt w:val="bullet"/>
+      <w:lvlText w:val=""/>
+      <w:lvlJc w:val="left"/>
+      <w:pPr>
+        <w:tabs>
+          <w:tab w:val="num" w:pos="720"/>
+        </w:tabs>
+        <w:ind w:left="720" w:hanging="360"/>
+      </w:pPr>
+      <w:rPr>
+        <w:rFonts w:ascii="Symbol" w:hAnsi="Symbol" w:hint="default"/>
+        <w:sz w:val="20"/>
+      </w:rPr>
+    </w:lvl>
+    <w:lvl w:ilvl="1">
+      <w:start w:val="1"/>
+      <w:numFmt w:val="bullet"/>
+      <w:lvlText w:val="o"/>
+      <w:lvlJc w:val="left"/>
+      <w:pPr>
+        <w:tabs>
+          <w:tab w:val="num" w:pos="1440"/>
+        </w:tabs>
+        <w:ind w:left="1440" w:hanging="360"/>
+      </w:pPr>
+      <w:rPr>
+        <w:rFonts w:ascii="Courier New" w:hAnsi="Courier New" w:hint="default"/>
+        <w:sz w:val="20"/>
+      </w:rPr>
+    </w:lvl>
+    <w:lvl w:ilvl="2" w:tentative="1">
+      <w:start w:val="1"/>
+      <w:numFmt w:val="bullet"/>
+      <w:lvlText w:val=""/>
+      <w:lvlJc w:val="left"/>
+      <w:pPr>
+        <w:tabs>
+          <w:tab w:val="num" w:pos="2160"/>
+        </w:tabs>
+        <w:ind w:left="2160" w:hanging="360"/>
+      </w:pPr>
+      <w:rPr>
+        <w:rFonts w:ascii="Wingdings" w:hAnsi="Wingdings" w:hint="default"/>
+        <w:sz w:val="20"/>
+      </w:rPr>
+    </w:lvl>
+    <w:lvl w:ilvl="3" w:tentative="1">
+      <w:start w:val="1"/>
+      <w:numFmt w:val="bullet"/>
+      <w:lvlText w:val=""/>
+      <w:lvlJc w:val="left"/>
+      <w:pPr>
+        <w:tabs>
+          <w:tab w:val="num" w:pos="2880"/>
+        </w:tabs>
+        <w:ind w:left="2880" w:hanging="360"/>
+      </w:pPr>
+      <w:rPr>
+        <w:rFonts w:ascii="Wingdings" w:hAnsi="Wingdings" w:hint="default"/>
+        <w:sz w:val="20"/>
+      </w:rPr>
+    </w:lvl>
+    <w:lvl w:ilvl="4" w:tentative="1">
+      <w:start w:val="1"/>
+      <w:numFmt w:val="bullet"/>
+      <w:lvlText w:val=""/>
+      <w:lvlJc w:val="left"/>
+      <w:pPr>
+        <w:tabs>
+          <w:tab w:val="num" w:pos="3600"/>
+        </w:tabs>
+        <w:ind w:left="3600" w:hanging="360"/>
+      </w:pPr>
+      <w:rPr>
+        <w:rFonts w:ascii="Wingdings" w:hAnsi="Wingdings" w:hint="default"/>
+        <w:sz w:val="20"/>
+      </w:rPr>
+    </w:lvl>
+    <w:lvl w:ilvl="5" w:tentative="1">
+      <w:start w:val="1"/>
+      <w:numFmt w:val="bullet"/>
+      <w:lvlText w:val=""/>
+      <w:lvlJc w:val="left"/>
+      <w:pPr>
+        <w:tabs>
+          <w:tab w:val="num" w:pos="4320"/>
+        </w:tabs>
+        <w:ind w:left="4320" w:hanging="360"/>
+      </w:pPr>
+      <w:rPr>
+        <w:rFonts w:ascii="Wingdings" w:hAnsi="Wingdings" w:hint="default"/>
+        <w:sz w:val="20"/>
+      </w:rPr>
+    </w:lvl>
+    <w:lvl w:ilvl="6" w:tentative="1">
+      <w:start w:val="1"/>
+      <w:numFmt w:val="bullet"/>
+      <w:lvlText w:val=""/>
+      <w:lvlJc w:val="left"/>
+      <w:pPr>
+        <w:tabs>
+          <w:tab w:val="num" w:pos="5040"/>
+        </w:tabs>
+        <w:ind w:left="5040" w:hanging="360"/>
+      </w:pPr>
+      <w:rPr>
+        <w:rFonts w:ascii="Wingdings" w:hAnsi="Wingdings" w:hint="default"/>
+        <w:sz w:val="20"/>
+      </w:rPr>
+    </w:lvl>
+    <w:lvl w:ilvl="7" w:tentative="1">
+      <w:start w:val="1"/>
+      <w:numFmt w:val="bullet"/>
+      <w:lvlText w:val=""/>
+      <w:lvlJc w:val="left"/>
+      <w:pPr>
+        <w:tabs>
+          <w:tab w:val="num" w:pos="5760"/>
+        </w:tabs>
+        <w:ind w:left="5760" w:hanging="360"/>
+      </w:pPr>
+      <w:rPr>
+        <w:rFonts w:ascii="Wingdings" w:hAnsi="Wingdings" w:hint="default"/>
+        <w:sz w:val="20"/>
+      </w:rPr>
+    </w:lvl>
+    <w:lvl w:ilvl="8" w:tentative="1">
+      <w:start w:val="1"/>
+      <w:numFmt w:val="bullet"/>
+      <w:lvlText w:val=""/>
+      <w:lvlJc w:val="left"/>
+      <w:pPr>
+        <w:tabs>
+          <w:tab w:val="num" w:pos="6480"/>
+        </w:tabs>
+        <w:ind w:left="6480" w:hanging="360"/>
+      </w:pPr>
+      <w:rPr>
+        <w:rFonts w:ascii="Wingdings" w:hAnsi="Wingdings" w:hint="default"/>
+        <w:sz w:val="20"/>
+      </w:rPr>
+    </w:lvl>
+  </w:abstractNum>
+  <w:abstractNum w:abstractNumId="14" w15:restartNumberingAfterBreak="0">
     <w:nsid w:val="7EC937C4"/>
     <w:multiLevelType w:val="multilevel"/>
     <w:tmpl w:val="15B6324C"/>
@@ -2700,29 +4465,202 @@
       </w:rPr>
     </w:lvl>
   </w:abstractNum>
+  <w:abstractNum w:abstractNumId="15" w15:restartNumberingAfterBreak="0">
+    <w:nsid w:val="7F3613B4"/>
+    <w:multiLevelType w:val="multilevel"/>
+    <w:tmpl w:val="02E8D5DA"/>
+    <w:lvl w:ilvl="0">
+      <w:start w:val="1"/>
+      <w:numFmt w:val="bullet"/>
+      <w:lvlText w:val=""/>
+      <w:lvlJc w:val="left"/>
+      <w:pPr>
+        <w:tabs>
+          <w:tab w:val="num" w:pos="720"/>
+        </w:tabs>
+        <w:ind w:left="720" w:hanging="360"/>
+      </w:pPr>
+      <w:rPr>
+        <w:rFonts w:ascii="Symbol" w:hAnsi="Symbol" w:hint="default"/>
+        <w:sz w:val="20"/>
+      </w:rPr>
+    </w:lvl>
+    <w:lvl w:ilvl="1" w:tentative="1">
+      <w:start w:val="1"/>
+      <w:numFmt w:val="bullet"/>
+      <w:lvlText w:val="o"/>
+      <w:lvlJc w:val="left"/>
+      <w:pPr>
+        <w:tabs>
+          <w:tab w:val="num" w:pos="1440"/>
+        </w:tabs>
+        <w:ind w:left="1440" w:hanging="360"/>
+      </w:pPr>
+      <w:rPr>
+        <w:rFonts w:ascii="Courier New" w:hAnsi="Courier New" w:hint="default"/>
+        <w:sz w:val="20"/>
+      </w:rPr>
+    </w:lvl>
+    <w:lvl w:ilvl="2" w:tentative="1">
+      <w:start w:val="1"/>
+      <w:numFmt w:val="bullet"/>
+      <w:lvlText w:val=""/>
+      <w:lvlJc w:val="left"/>
+      <w:pPr>
+        <w:tabs>
+          <w:tab w:val="num" w:pos="2160"/>
+        </w:tabs>
+        <w:ind w:left="2160" w:hanging="360"/>
+      </w:pPr>
+      <w:rPr>
+        <w:rFonts w:ascii="Wingdings" w:hAnsi="Wingdings" w:hint="default"/>
+        <w:sz w:val="20"/>
+      </w:rPr>
+    </w:lvl>
+    <w:lvl w:ilvl="3" w:tentative="1">
+      <w:start w:val="1"/>
+      <w:numFmt w:val="bullet"/>
+      <w:lvlText w:val=""/>
+      <w:lvlJc w:val="left"/>
+      <w:pPr>
+        <w:tabs>
+          <w:tab w:val="num" w:pos="2880"/>
+        </w:tabs>
+        <w:ind w:left="2880" w:hanging="360"/>
+      </w:pPr>
+      <w:rPr>
+        <w:rFonts w:ascii="Wingdings" w:hAnsi="Wingdings" w:hint="default"/>
+        <w:sz w:val="20"/>
+      </w:rPr>
+    </w:lvl>
+    <w:lvl w:ilvl="4" w:tentative="1">
+      <w:start w:val="1"/>
+      <w:numFmt w:val="bullet"/>
+      <w:lvlText w:val=""/>
+      <w:lvlJc w:val="left"/>
+      <w:pPr>
+        <w:tabs>
+          <w:tab w:val="num" w:pos="3600"/>
+        </w:tabs>
+        <w:ind w:left="3600" w:hanging="360"/>
+      </w:pPr>
+      <w:rPr>
+        <w:rFonts w:ascii="Wingdings" w:hAnsi="Wingdings" w:hint="default"/>
+        <w:sz w:val="20"/>
+      </w:rPr>
+    </w:lvl>
+    <w:lvl w:ilvl="5" w:tentative="1">
+      <w:start w:val="1"/>
+      <w:numFmt w:val="bullet"/>
+      <w:lvlText w:val=""/>
+      <w:lvlJc w:val="left"/>
+      <w:pPr>
+        <w:tabs>
+          <w:tab w:val="num" w:pos="4320"/>
+        </w:tabs>
+        <w:ind w:left="4320" w:hanging="360"/>
+      </w:pPr>
+      <w:rPr>
+        <w:rFonts w:ascii="Wingdings" w:hAnsi="Wingdings" w:hint="default"/>
+        <w:sz w:val="20"/>
+      </w:rPr>
+    </w:lvl>
+    <w:lvl w:ilvl="6" w:tentative="1">
+      <w:start w:val="1"/>
+      <w:numFmt w:val="bullet"/>
+      <w:lvlText w:val=""/>
+      <w:lvlJc w:val="left"/>
+      <w:pPr>
+        <w:tabs>
+          <w:tab w:val="num" w:pos="5040"/>
+        </w:tabs>
+        <w:ind w:left="5040" w:hanging="360"/>
+      </w:pPr>
+      <w:rPr>
+        <w:rFonts w:ascii="Wingdings" w:hAnsi="Wingdings" w:hint="default"/>
+        <w:sz w:val="20"/>
+      </w:rPr>
+    </w:lvl>
+    <w:lvl w:ilvl="7" w:tentative="1">
+      <w:start w:val="1"/>
+      <w:numFmt w:val="bullet"/>
+      <w:lvlText w:val=""/>
+      <w:lvlJc w:val="left"/>
+      <w:pPr>
+        <w:tabs>
+          <w:tab w:val="num" w:pos="5760"/>
+        </w:tabs>
+        <w:ind w:left="5760" w:hanging="360"/>
+      </w:pPr>
+      <w:rPr>
+        <w:rFonts w:ascii="Wingdings" w:hAnsi="Wingdings" w:hint="default"/>
+        <w:sz w:val="20"/>
+      </w:rPr>
+    </w:lvl>
+    <w:lvl w:ilvl="8" w:tentative="1">
+      <w:start w:val="1"/>
+      <w:numFmt w:val="bullet"/>
+      <w:lvlText w:val=""/>
+      <w:lvlJc w:val="left"/>
+      <w:pPr>
+        <w:tabs>
+          <w:tab w:val="num" w:pos="6480"/>
+        </w:tabs>
+        <w:ind w:left="6480" w:hanging="360"/>
+      </w:pPr>
+      <w:rPr>
+        <w:rFonts w:ascii="Wingdings" w:hAnsi="Wingdings" w:hint="default"/>
+        <w:sz w:val="20"/>
+      </w:rPr>
+    </w:lvl>
+  </w:abstractNum>
   <w:num w:numId="1" w16cid:durableId="535120678">
+    <w:abstractNumId w:val="10"/>
+  </w:num>
+  <w:num w:numId="2" w16cid:durableId="1180119930">
+    <w:abstractNumId w:val="4"/>
+  </w:num>
+  <w:num w:numId="3" w16cid:durableId="1688486580">
+    <w:abstractNumId w:val="2"/>
+  </w:num>
+  <w:num w:numId="4" w16cid:durableId="1637487919">
+    <w:abstractNumId w:val="8"/>
+  </w:num>
+  <w:num w:numId="5" w16cid:durableId="80759139">
+    <w:abstractNumId w:val="11"/>
+  </w:num>
+  <w:num w:numId="6" w16cid:durableId="1106000539">
+    <w:abstractNumId w:val="6"/>
+  </w:num>
+  <w:num w:numId="7" w16cid:durableId="1889150345">
+    <w:abstractNumId w:val="14"/>
+  </w:num>
+  <w:num w:numId="8" w16cid:durableId="1193037021">
     <w:abstractNumId w:val="5"/>
   </w:num>
-  <w:num w:numId="2" w16cid:durableId="1180119930">
-    <w:abstractNumId w:val="1"/>
+  <w:num w:numId="9" w16cid:durableId="1233850768">
+    <w:abstractNumId w:val="15"/>
   </w:num>
-  <w:num w:numId="3" w16cid:durableId="1688486580">
+  <w:num w:numId="10" w16cid:durableId="210387906">
     <w:abstractNumId w:val="0"/>
   </w:num>
-  <w:num w:numId="4" w16cid:durableId="1637487919">
-    <w:abstractNumId w:val="4"/>
-  </w:num>
-  <w:num w:numId="5" w16cid:durableId="80759139">
-    <w:abstractNumId w:val="6"/>
-  </w:num>
-  <w:num w:numId="6" w16cid:durableId="1106000539">
+  <w:num w:numId="11" w16cid:durableId="1429691592">
     <w:abstractNumId w:val="3"/>
   </w:num>
-  <w:num w:numId="7" w16cid:durableId="1889150345">
+  <w:num w:numId="12" w16cid:durableId="1794472473">
+    <w:abstractNumId w:val="9"/>
+  </w:num>
+  <w:num w:numId="13" w16cid:durableId="1181160844">
+    <w:abstractNumId w:val="13"/>
+  </w:num>
+  <w:num w:numId="14" w16cid:durableId="56171135">
+    <w:abstractNumId w:val="12"/>
+  </w:num>
+  <w:num w:numId="15" w16cid:durableId="1624340778">
     <w:abstractNumId w:val="7"/>
   </w:num>
-  <w:num w:numId="8" w16cid:durableId="1193037021">
-    <w:abstractNumId w:val="2"/>
+  <w:num w:numId="16" w16cid:durableId="814418429">
+    <w:abstractNumId w:val="1"/>
   </w:num>
 </w:numbering>
 </file>
